--- a/printables/midterm/D-期中重点练计算和附加卷/期中重点练计算和附加卷.docx
+++ b/printables/midterm/D-期中重点练计算和附加卷/期中重点练计算和附加卷.docx
@@ -4,7 +4,7 @@
   <w:body>
     <w:p>
       <w:pPr>
-        <w:spacing w:after="40" w:line="300" w:lineRule="auto"/>
+        <w:spacing w:after="40" w:line="312" w:lineRule="auto"/>
         <w:jc w:val="center"/>
         <w:rPr>
           <w:rFonts w:hint="eastAsia"/>
@@ -53,7 +53,7 @@
     </w:p>
     <w:p>
       <w:pPr>
-        <w:spacing w:after="40" w:line="300" w:lineRule="auto"/>
+        <w:spacing w:after="40" w:line="312" w:lineRule="auto"/>
         <w:jc w:val="center"/>
         <w:rPr>
           <w:rFonts w:hint="eastAsia"/>
@@ -111,7 +111,7 @@
     </w:p>
     <w:p>
       <w:pPr>
-        <w:spacing w:after="80" w:line="300" w:lineRule="auto"/>
+        <w:spacing w:after="80" w:line="312" w:lineRule="auto"/>
         <w:jc w:val="center"/>
         <w:rPr>
           <w:rFonts w:hint="eastAsia"/>
@@ -156,7 +156,7 @@
     </w:p>
     <w:p>
       <w:pPr>
-        <w:spacing w:after="120" w:line="300" w:lineRule="auto"/>
+        <w:spacing w:after="80" w:line="312" w:lineRule="auto"/>
         <w:rPr>
           <w:rFonts w:hint="eastAsia"/>
         </w:rPr>
@@ -185,30 +185,55 @@
     </w:p>
     <w:p>
       <w:pPr>
-        <w:spacing w:after="60" w:line="300" w:lineRule="auto"/>
+        <w:spacing w:before="140" w:after="60" w:line="312" w:lineRule="auto"/>
         <w:rPr>
           <w:rFonts w:hint="eastAsia"/>
         </w:rPr>
       </w:pPr>
       <w:r>
+        <w:rPr>
+          <w:rFonts w:ascii="黑体" w:eastAsia="黑体" w:hAnsi="黑体"/>
+          <w:b/>
+          <w:sz w:val="22"/>
+        </w:rPr>
         <w:t>一、填空。（每空</w:t>
       </w:r>
       <w:r>
+        <w:rPr>
+          <w:rFonts w:ascii="黑体" w:eastAsia="黑体" w:hAnsi="黑体"/>
+          <w:b/>
+          <w:sz w:val="22"/>
+        </w:rPr>
         <w:t xml:space="preserve"> 1 </w:t>
       </w:r>
       <w:r>
+        <w:rPr>
+          <w:rFonts w:ascii="黑体" w:eastAsia="黑体" w:hAnsi="黑体"/>
+          <w:b/>
+          <w:sz w:val="22"/>
+        </w:rPr>
         <w:t>分，共</w:t>
       </w:r>
       <w:r>
+        <w:rPr>
+          <w:rFonts w:ascii="黑体" w:eastAsia="黑体" w:hAnsi="黑体"/>
+          <w:b/>
+          <w:sz w:val="22"/>
+        </w:rPr>
         <w:t xml:space="preserve"> 28 </w:t>
       </w:r>
       <w:r>
+        <w:rPr>
+          <w:rFonts w:ascii="黑体" w:eastAsia="黑体" w:hAnsi="黑体"/>
+          <w:b/>
+          <w:sz w:val="22"/>
+        </w:rPr>
         <w:t>分）</w:t>
       </w:r>
     </w:p>
     <w:p>
       <w:pPr>
-        <w:spacing w:after="80" w:line="300" w:lineRule="auto"/>
+        <w:spacing w:after="160" w:line="312" w:lineRule="auto"/>
         <w:rPr>
           <w:rFonts w:hint="eastAsia"/>
         </w:rPr>
@@ -217,628 +242,654 @@
         <w:t xml:space="preserve">1. 360030340 </w:t>
       </w:r>
       <w:r>
-        <w:t>是（　　）位数，含（　　）个数级，它的最高位是（　　）位；</w:t>
+        <w:t>是（</w:t>
+      </w:r>
+      <w:r>
+        <w:t>________</w:t>
+      </w:r>
+      <w:r>
+        <w:t>）位数，含（</w:t>
+      </w:r>
+      <w:r>
+        <w:t>________</w:t>
+      </w:r>
+      <w:r>
+        <w:t>）个数级，它的最高位是（</w:t>
+      </w:r>
+      <w:r>
+        <w:t>________</w:t>
+      </w:r>
+      <w:r>
+        <w:t>）位；</w:t>
       </w:r>
       <w:r>
         <w:t>“6”</w:t>
       </w:r>
       <w:r>
-        <w:t>在（　　）位上，表示（　　）；这个数读作（　　）。</w:t>
+        <w:t>在（</w:t>
+      </w:r>
+      <w:r>
+        <w:t>________</w:t>
+      </w:r>
+      <w:r>
+        <w:t>）位上，表示（</w:t>
+      </w:r>
+      <w:r>
+        <w:t>________</w:t>
+      </w:r>
+      <w:r>
+        <w:t>）；这个数读作（</w:t>
+      </w:r>
+      <w:r>
+        <w:t>________</w:t>
+      </w:r>
+      <w:r>
+        <w:t>）。</w:t>
       </w:r>
     </w:p>
     <w:p>
       <w:pPr>
-        <w:spacing w:after="80" w:line="300" w:lineRule="auto"/>
+        <w:spacing w:after="400" w:line="240" w:lineRule="auto"/>
         <w:rPr>
           <w:rFonts w:hint="eastAsia"/>
         </w:rPr>
       </w:pPr>
-      <w:r>
-        <w:t xml:space="preserve">2. 450600 </w:t>
-      </w:r>
-      <w:r>
-        <w:t>是由</w:t>
-      </w:r>
-      <w:r>
-        <w:t xml:space="preserve"> 4 </w:t>
-      </w:r>
-      <w:r>
-        <w:t>个（　　）、</w:t>
-      </w:r>
-      <w:r>
-        <w:t xml:space="preserve">5 </w:t>
-      </w:r>
-      <w:r>
-        <w:t>个（　　）和</w:t>
-      </w:r>
-      <w:r>
-        <w:t xml:space="preserve"> 6 </w:t>
-      </w:r>
-      <w:r>
-        <w:t>个（　　）组成的。</w:t>
-      </w:r>
     </w:p>
     <w:p>
       <w:pPr>
-        <w:spacing w:after="80" w:line="300" w:lineRule="auto"/>
+        <w:spacing w:after="160" w:line="312" w:lineRule="auto"/>
         <w:rPr>
           <w:rFonts w:hint="eastAsia"/>
         </w:rPr>
       </w:pPr>
       <w:r>
-        <w:t xml:space="preserve">3. </w:t>
-      </w:r>
-      <w:r>
-        <w:t>一个数的百亿位上是</w:t>
-      </w:r>
-      <w:r>
-        <w:t xml:space="preserve"> 5</w:t>
-      </w:r>
-      <w:r>
-        <w:t>，百万位上是</w:t>
-      </w:r>
-      <w:r>
-        <w:t xml:space="preserve"> 3</w:t>
-      </w:r>
-      <w:r>
-        <w:t>，十位上是</w:t>
-      </w:r>
-      <w:r>
-        <w:t xml:space="preserve"> 8</w:t>
-      </w:r>
-      <w:r>
-        <w:t>，其余各数位上都是</w:t>
-      </w:r>
-      <w:r>
-        <w:t xml:space="preserve"> 0</w:t>
-      </w:r>
-      <w:r>
-        <w:t>，这个数写作（　　），四舍五入到亿位是（　　）亿。</w:t>
+        <w:t xml:space="preserve">2. 450600 </w:t>
+      </w:r>
+      <w:r>
+        <w:t>是由</w:t>
+      </w:r>
+      <w:r>
+        <w:t xml:space="preserve"> 4 </w:t>
+      </w:r>
+      <w:r>
+        <w:t>个（</w:t>
+      </w:r>
+      <w:r>
+        <w:t>________</w:t>
+      </w:r>
+      <w:r>
+        <w:t>）、</w:t>
+      </w:r>
+      <w:r>
+        <w:t xml:space="preserve">5 </w:t>
+      </w:r>
+      <w:r>
+        <w:t>个（</w:t>
+      </w:r>
+      <w:r>
+        <w:t>________</w:t>
+      </w:r>
+      <w:r>
+        <w:t>）和</w:t>
+      </w:r>
+      <w:r>
+        <w:t xml:space="preserve"> 6 </w:t>
+      </w:r>
+      <w:r>
+        <w:t>个（</w:t>
+      </w:r>
+      <w:r>
+        <w:t>________</w:t>
+      </w:r>
+      <w:r>
+        <w:t>）组成的。</w:t>
       </w:r>
     </w:p>
     <w:p>
       <w:pPr>
-        <w:spacing w:after="80" w:line="300" w:lineRule="auto"/>
+        <w:spacing w:after="400" w:line="240" w:lineRule="auto"/>
         <w:rPr>
           <w:rFonts w:hint="eastAsia"/>
         </w:rPr>
       </w:pPr>
-      <w:r>
-        <w:t xml:space="preserve">4. </w:t>
-      </w:r>
-      <w:r>
-        <w:t>把</w:t>
-      </w:r>
-      <w:r>
-        <w:t xml:space="preserve"> 909090</w:t>
-      </w:r>
-      <w:r>
-        <w:t>、</w:t>
-      </w:r>
-      <w:r>
-        <w:t>990090</w:t>
-      </w:r>
-      <w:r>
-        <w:t>、</w:t>
-      </w:r>
-      <w:r>
-        <w:t>900990</w:t>
-      </w:r>
-      <w:r>
-        <w:t>、</w:t>
-      </w:r>
-      <w:r>
-        <w:t xml:space="preserve">100999 </w:t>
-      </w:r>
-      <w:r>
-        <w:t>四个数按从小到大的顺序排列是：</w:t>
-      </w:r>
     </w:p>
     <w:p>
       <w:pPr>
-        <w:spacing w:after="80" w:line="300" w:lineRule="auto"/>
+        <w:spacing w:after="160" w:line="312" w:lineRule="auto"/>
         <w:rPr>
           <w:rFonts w:hint="eastAsia"/>
         </w:rPr>
       </w:pPr>
       <w:r>
-        <w:t>（　　）</w:t>
-      </w:r>
-      <w:r>
-        <w:t>&lt;</w:t>
-      </w:r>
-      <w:r>
-        <w:t>（　　）</w:t>
-      </w:r>
-      <w:r>
-        <w:t>&lt;</w:t>
-      </w:r>
-      <w:r>
-        <w:t>（　　）</w:t>
-      </w:r>
-      <w:r>
-        <w:t>&lt;</w:t>
-      </w:r>
-      <w:r>
-        <w:t>（　　）。</w:t>
+        <w:t xml:space="preserve">3. </w:t>
+      </w:r>
+      <w:r>
+        <w:t>一个数的百亿位上是</w:t>
+      </w:r>
+      <w:r>
+        <w:t xml:space="preserve"> 5</w:t>
+      </w:r>
+      <w:r>
+        <w:t>，百万位上是</w:t>
+      </w:r>
+      <w:r>
+        <w:t xml:space="preserve"> 3</w:t>
+      </w:r>
+      <w:r>
+        <w:t>，十位上是</w:t>
+      </w:r>
+      <w:r>
+        <w:t xml:space="preserve"> 8</w:t>
+      </w:r>
+      <w:r>
+        <w:t>，其余各数位上都是</w:t>
+      </w:r>
+      <w:r>
+        <w:t xml:space="preserve"> 0</w:t>
+      </w:r>
+      <w:r>
+        <w:t>，这个数写作（</w:t>
+      </w:r>
+      <w:r>
+        <w:t>________</w:t>
+      </w:r>
+      <w:r>
+        <w:t>），四舍五入到亿位是（</w:t>
+      </w:r>
+      <w:r>
+        <w:t>________</w:t>
+      </w:r>
+      <w:r>
+        <w:t>）亿。</w:t>
       </w:r>
     </w:p>
     <w:p>
       <w:pPr>
-        <w:spacing w:after="80" w:line="300" w:lineRule="auto"/>
+        <w:spacing w:after="400" w:line="240" w:lineRule="auto"/>
         <w:rPr>
           <w:rFonts w:hint="eastAsia"/>
         </w:rPr>
       </w:pPr>
-      <w:r>
-        <w:t xml:space="preserve">5. </w:t>
-      </w:r>
-      <w:r>
-        <w:t>乐乐通过课外阅读学习了计算</w:t>
-      </w:r>
-      <w:r>
-        <w:t xml:space="preserve"> 124× 23 </w:t>
-      </w:r>
-      <w:r>
-        <w:t>的新方法，如表所示。</w:t>
-      </w:r>
     </w:p>
     <w:p>
       <w:pPr>
-        <w:spacing w:after="60" w:line="300" w:lineRule="auto"/>
+        <w:spacing w:after="160" w:line="312" w:lineRule="auto"/>
         <w:rPr>
           <w:rFonts w:hint="eastAsia"/>
         </w:rPr>
       </w:pPr>
       <w:r>
-        <w:t>表中</w:t>
-      </w:r>
-      <w:r>
-        <w:t xml:space="preserve"> 2000 </w:t>
-      </w:r>
-      <w:r>
-        <w:t>是</w:t>
-      </w:r>
-      <w:r>
-        <w:t xml:space="preserve"> 100× 20 </w:t>
-      </w:r>
-      <w:r>
-        <w:t>的积，那么</w:t>
-      </w:r>
-      <w:r>
-        <w:t xml:space="preserve"> 300 </w:t>
-      </w:r>
-      <w:r>
-        <w:t>是（　　）的积，</w:t>
-      </w:r>
-      <w:r>
-        <w:t xml:space="preserve">12 </w:t>
-      </w:r>
-      <w:r>
-        <w:t>是（　　）的积。</w:t>
+        <w:t xml:space="preserve">4. </w:t>
+      </w:r>
+      <w:r>
+        <w:t>把</w:t>
+      </w:r>
+      <w:r>
+        <w:t xml:space="preserve"> 909090</w:t>
+      </w:r>
+      <w:r>
+        <w:t>、</w:t>
+      </w:r>
+      <w:r>
+        <w:t>990090</w:t>
+      </w:r>
+      <w:r>
+        <w:t>、</w:t>
+      </w:r>
+      <w:r>
+        <w:t>900990</w:t>
+      </w:r>
+      <w:r>
+        <w:t>、</w:t>
+      </w:r>
+      <w:r>
+        <w:t xml:space="preserve">100999 </w:t>
+      </w:r>
+      <w:r>
+        <w:t>四个数按从小到大的顺序排列是：</w:t>
       </w:r>
     </w:p>
     <w:p>
       <w:pPr>
-        <w:spacing w:after="40" w:line="300" w:lineRule="auto"/>
+        <w:spacing w:after="120" w:line="312" w:lineRule="auto"/>
         <w:rPr>
           <w:rFonts w:hint="eastAsia"/>
         </w:rPr>
       </w:pPr>
       <w:r>
-        <w:rPr>
-          <w:sz w:val="20"/>
-        </w:rPr>
-        <w:t>\(\times\)</w:t>
-      </w:r>
-      <w:r>
-        <w:rPr>
-          <w:sz w:val="20"/>
-        </w:rPr>
-        <w:t xml:space="preserve">　</w:t>
-      </w:r>
-      <w:r>
-        <w:rPr>
-          <w:sz w:val="20"/>
-        </w:rPr>
-        <w:t>100</w:t>
-      </w:r>
-      <w:r>
-        <w:rPr>
-          <w:sz w:val="20"/>
-        </w:rPr>
-        <w:t xml:space="preserve">　</w:t>
-      </w:r>
-      <w:r>
-        <w:rPr>
-          <w:sz w:val="20"/>
-        </w:rPr>
-        <w:t>20</w:t>
-      </w:r>
-      <w:r>
-        <w:rPr>
-          <w:sz w:val="20"/>
-        </w:rPr>
-        <w:t xml:space="preserve">　</w:t>
-      </w:r>
-      <w:r>
-        <w:rPr>
-          <w:sz w:val="20"/>
-        </w:rPr>
-        <w:t>4</w:t>
+        <w:t>（</w:t>
+      </w:r>
+      <w:r>
+        <w:t>________</w:t>
+      </w:r>
+      <w:r>
+        <w:t>）</w:t>
+      </w:r>
+      <w:r>
+        <w:t>&lt;</w:t>
+      </w:r>
+      <w:r>
+        <w:t>（</w:t>
+      </w:r>
+      <w:r>
+        <w:t>________</w:t>
+      </w:r>
+      <w:r>
+        <w:t>）</w:t>
+      </w:r>
+      <w:r>
+        <w:t>&lt;</w:t>
+      </w:r>
+      <w:r>
+        <w:t>（</w:t>
+      </w:r>
+      <w:r>
+        <w:t>________</w:t>
+      </w:r>
+      <w:r>
+        <w:t>）</w:t>
+      </w:r>
+      <w:r>
+        <w:t>&lt;</w:t>
+      </w:r>
+      <w:r>
+        <w:t>（</w:t>
+      </w:r>
+      <w:r>
+        <w:t>________</w:t>
+      </w:r>
+      <w:r>
+        <w:t>）。</w:t>
       </w:r>
     </w:p>
     <w:p>
       <w:pPr>
-        <w:spacing w:after="40" w:line="300" w:lineRule="auto"/>
+        <w:spacing w:after="400" w:line="240" w:lineRule="auto"/>
         <w:rPr>
           <w:rFonts w:hint="eastAsia"/>
         </w:rPr>
       </w:pPr>
-      <w:r>
-        <w:rPr>
-          <w:sz w:val="20"/>
-        </w:rPr>
-        <w:t>20</w:t>
-      </w:r>
-      <w:r>
-        <w:rPr>
-          <w:sz w:val="20"/>
-        </w:rPr>
-        <w:t xml:space="preserve">　</w:t>
-      </w:r>
-      <w:r>
-        <w:rPr>
-          <w:sz w:val="20"/>
-        </w:rPr>
-        <w:t>2000</w:t>
-      </w:r>
-      <w:r>
-        <w:rPr>
-          <w:sz w:val="20"/>
-        </w:rPr>
-        <w:t xml:space="preserve">　</w:t>
-      </w:r>
-      <w:r>
-        <w:rPr>
-          <w:sz w:val="20"/>
-        </w:rPr>
-        <w:t>400</w:t>
-      </w:r>
-      <w:r>
-        <w:rPr>
-          <w:sz w:val="20"/>
-        </w:rPr>
-        <w:t xml:space="preserve">　</w:t>
-      </w:r>
-      <w:r>
-        <w:rPr>
-          <w:sz w:val="20"/>
-        </w:rPr>
-        <w:t>80</w:t>
-      </w:r>
     </w:p>
     <w:p>
       <w:pPr>
-        <w:spacing w:after="40" w:line="300" w:lineRule="auto"/>
+        <w:spacing w:after="160" w:line="312" w:lineRule="auto"/>
         <w:rPr>
           <w:rFonts w:hint="eastAsia"/>
         </w:rPr>
       </w:pPr>
       <w:r>
-        <w:rPr>
-          <w:sz w:val="20"/>
-        </w:rPr>
-        <w:t>3</w:t>
-      </w:r>
-      <w:r>
-        <w:rPr>
-          <w:sz w:val="20"/>
-        </w:rPr>
-        <w:t xml:space="preserve">　</w:t>
-      </w:r>
-      <w:r>
-        <w:rPr>
-          <w:sz w:val="20"/>
-        </w:rPr>
-        <w:t>300</w:t>
-      </w:r>
-      <w:r>
-        <w:rPr>
-          <w:sz w:val="20"/>
-        </w:rPr>
-        <w:t xml:space="preserve">　</w:t>
-      </w:r>
-      <w:r>
-        <w:rPr>
-          <w:sz w:val="20"/>
-        </w:rPr>
-        <w:t>60</w:t>
-      </w:r>
-      <w:r>
-        <w:rPr>
-          <w:sz w:val="20"/>
-        </w:rPr>
-        <w:t xml:space="preserve">　</w:t>
-      </w:r>
-      <w:r>
-        <w:rPr>
-          <w:sz w:val="20"/>
-        </w:rPr>
-        <w:t>12</w:t>
+        <w:t xml:space="preserve">5. </w:t>
+      </w:r>
+      <w:r>
+        <w:t>乐乐通过课外阅读学习了计算</w:t>
+      </w:r>
+      <w:r>
+        <w:t xml:space="preserve"> 124× 23 </w:t>
+      </w:r>
+      <w:r>
+        <w:t>的新方法，如表所示。</w:t>
       </w:r>
     </w:p>
     <w:p>
       <w:pPr>
-        <w:spacing w:after="80" w:line="300" w:lineRule="auto"/>
+        <w:spacing w:after="120" w:line="312" w:lineRule="auto"/>
         <w:rPr>
           <w:rFonts w:hint="eastAsia"/>
         </w:rPr>
       </w:pPr>
       <w:r>
-        <w:t xml:space="preserve">6. </w:t>
-      </w:r>
-      <w:r>
-        <w:t>馒头是中国人餐桌上不可或缺的主食之一，想要制作出口感香甜、松软劲道的馒头，和面时面粉和水的用量至关重要。赵师傅和面制作馒头时，每千克面粉加入</w:t>
-      </w:r>
-      <w:r>
-        <w:t xml:space="preserve"> 520 </w:t>
-      </w:r>
-      <w:r>
-        <w:t>克水，那么</w:t>
-      </w:r>
-      <w:r>
-        <w:t xml:space="preserve"> 13 </w:t>
-      </w:r>
-      <w:r>
-        <w:t>千克面粉应加入（　　）克水。</w:t>
+        <w:t>表中</w:t>
+      </w:r>
+      <w:r>
+        <w:t xml:space="preserve"> 2000 </w:t>
+      </w:r>
+      <w:r>
+        <w:t>是</w:t>
+      </w:r>
+      <w:r>
+        <w:t xml:space="preserve"> 100× 20 </w:t>
+      </w:r>
+      <w:r>
+        <w:t>的积，那么</w:t>
+      </w:r>
+      <w:r>
+        <w:t xml:space="preserve"> 300 </w:t>
+      </w:r>
+      <w:r>
+        <w:t>是（</w:t>
+      </w:r>
+      <w:r>
+        <w:t>________</w:t>
+      </w:r>
+      <w:r>
+        <w:t>）的积，</w:t>
+      </w:r>
+      <w:r>
+        <w:t xml:space="preserve">12 </w:t>
+      </w:r>
+      <w:r>
+        <w:t>是（</w:t>
+      </w:r>
+      <w:r>
+        <w:t>________</w:t>
+      </w:r>
+      <w:r>
+        <w:t>）的积。</w:t>
       </w:r>
     </w:p>
     <w:p>
       <w:pPr>
-        <w:spacing w:after="80" w:line="300" w:lineRule="auto"/>
+        <w:spacing w:after="40" w:line="312" w:lineRule="auto"/>
         <w:rPr>
           <w:rFonts w:hint="eastAsia"/>
         </w:rPr>
       </w:pPr>
       <w:r>
-        <w:t xml:space="preserve">7. </w:t>
-      </w:r>
-      <w:r>
-        <w:t>大雁结群南飞过冬，飞行过程中一会排成</w:t>
-      </w:r>
-      <w:r>
-        <w:t>“</w:t>
-      </w:r>
-      <w:r>
-        <w:t>人</w:t>
-      </w:r>
-      <w:r>
-        <w:t>”</w:t>
-      </w:r>
-      <w:r>
-        <w:t>字，一会排成</w:t>
-      </w:r>
-      <w:r>
-        <w:t>“</w:t>
-      </w:r>
-      <w:r>
-        <w:t>一</w:t>
-      </w:r>
-      <w:r>
-        <w:t>”</w:t>
-      </w:r>
-      <w:r>
-        <w:t>字。</w:t>
-      </w:r>
-      <w:r>
-        <w:t>“</w:t>
-      </w:r>
-      <w:r>
-        <w:t>人</w:t>
-      </w:r>
-      <w:r>
-        <w:t>”</w:t>
-      </w:r>
-      <w:r>
-        <w:t>字形大雁群近似为</w:t>
-      </w:r>
-      <w:r>
-        <w:t xml:space="preserve"> 110° </w:t>
-      </w:r>
-      <w:r>
-        <w:t>的角，这个</w:t>
-      </w:r>
-      <w:r>
-        <w:t>“</w:t>
-      </w:r>
-      <w:r>
-        <w:t>人</w:t>
-      </w:r>
-      <w:r>
-        <w:t>”</w:t>
-      </w:r>
-      <w:r>
-        <w:t>字形角是一个（　　）角，它和一个（　　）</w:t>
-      </w:r>
-      <w:r>
-        <w:t>°</w:t>
-      </w:r>
-      <w:r>
-        <w:t>的（　　）角能拼成一个</w:t>
-      </w:r>
-      <w:r>
-        <w:t>“</w:t>
-      </w:r>
-      <w:r>
-        <w:t>一</w:t>
-      </w:r>
-      <w:r>
-        <w:t>”</w:t>
-      </w:r>
-      <w:r>
-        <w:t>字形角。</w:t>
+        <w:rPr>
+          <w:sz w:val="20"/>
+        </w:rPr>
+        <w:t>\(\times\)</w:t>
+      </w:r>
+      <w:r>
+        <w:rPr>
+          <w:sz w:val="20"/>
+        </w:rPr>
+        <w:t xml:space="preserve">　</w:t>
+      </w:r>
+      <w:r>
+        <w:rPr>
+          <w:sz w:val="20"/>
+        </w:rPr>
+        <w:t>100</w:t>
+      </w:r>
+      <w:r>
+        <w:rPr>
+          <w:sz w:val="20"/>
+        </w:rPr>
+        <w:t xml:space="preserve">　</w:t>
+      </w:r>
+      <w:r>
+        <w:rPr>
+          <w:sz w:val="20"/>
+        </w:rPr>
+        <w:t>20</w:t>
+      </w:r>
+      <w:r>
+        <w:rPr>
+          <w:sz w:val="20"/>
+        </w:rPr>
+        <w:t xml:space="preserve">　</w:t>
+      </w:r>
+      <w:r>
+        <w:rPr>
+          <w:sz w:val="20"/>
+        </w:rPr>
+        <w:t>4</w:t>
       </w:r>
     </w:p>
     <w:p>
       <w:pPr>
-        <w:spacing w:after="80" w:line="300" w:lineRule="auto"/>
+        <w:spacing w:after="40" w:line="312" w:lineRule="auto"/>
         <w:rPr>
           <w:rFonts w:hint="eastAsia"/>
         </w:rPr>
       </w:pPr>
       <w:r>
-        <w:t xml:space="preserve">8. 20□ 2510000 21 </w:t>
-      </w:r>
-      <w:r>
-        <w:t>亿，</w:t>
-      </w:r>
-      <w:r>
-        <w:t xml:space="preserve">□ </w:t>
-      </w:r>
-      <w:r>
-        <w:t>内可以填（　　）；</w:t>
-      </w:r>
-      <w:r>
-        <w:t>5□ 1× 48 30000</w:t>
-      </w:r>
-      <w:r>
-        <w:t>，</w:t>
-      </w:r>
-      <w:r>
-        <w:t xml:space="preserve">□ </w:t>
-      </w:r>
-      <w:r>
-        <w:t>内最小可以填（　　）。</w:t>
+        <w:rPr>
+          <w:sz w:val="20"/>
+        </w:rPr>
+        <w:t>20</w:t>
+      </w:r>
+      <w:r>
+        <w:rPr>
+          <w:sz w:val="20"/>
+        </w:rPr>
+        <w:t xml:space="preserve">　</w:t>
+      </w:r>
+      <w:r>
+        <w:rPr>
+          <w:sz w:val="20"/>
+        </w:rPr>
+        <w:t>2000</w:t>
+      </w:r>
+      <w:r>
+        <w:rPr>
+          <w:sz w:val="20"/>
+        </w:rPr>
+        <w:t xml:space="preserve">　</w:t>
+      </w:r>
+      <w:r>
+        <w:rPr>
+          <w:sz w:val="20"/>
+        </w:rPr>
+        <w:t>400</w:t>
+      </w:r>
+      <w:r>
+        <w:rPr>
+          <w:sz w:val="20"/>
+        </w:rPr>
+        <w:t xml:space="preserve">　</w:t>
+      </w:r>
+      <w:r>
+        <w:rPr>
+          <w:sz w:val="20"/>
+        </w:rPr>
+        <w:t>80</w:t>
       </w:r>
     </w:p>
     <w:p>
       <w:pPr>
-        <w:spacing w:after="80" w:line="300" w:lineRule="auto"/>
+        <w:spacing w:after="40" w:line="312" w:lineRule="auto"/>
         <w:rPr>
           <w:rFonts w:hint="eastAsia"/>
         </w:rPr>
       </w:pPr>
       <w:r>
-        <w:t>（照片里前一个括号中写着</w:t>
-      </w:r>
-      <w:r>
-        <w:t>“5</w:t>
-      </w:r>
-      <w:r>
-        <w:t>、</w:t>
-      </w:r>
-      <w:r>
-        <w:t>6</w:t>
-      </w:r>
-      <w:r>
-        <w:t>、</w:t>
-      </w:r>
-      <w:r>
-        <w:t>7</w:t>
-      </w:r>
-      <w:r>
-        <w:t>、</w:t>
-      </w:r>
-      <w:r>
-        <w:t>8</w:t>
-      </w:r>
-      <w:r>
-        <w:t>、</w:t>
-      </w:r>
-      <w:r>
-        <w:t>9”</w:t>
-      </w:r>
-      <w:r>
-        <w:t>，与后一个空并列，按手写答案未录入。）</w:t>
+        <w:rPr>
+          <w:sz w:val="20"/>
+        </w:rPr>
+        <w:t>3</w:t>
+      </w:r>
+      <w:r>
+        <w:rPr>
+          <w:sz w:val="20"/>
+        </w:rPr>
+        <w:t xml:space="preserve">　</w:t>
+      </w:r>
+      <w:r>
+        <w:rPr>
+          <w:sz w:val="20"/>
+        </w:rPr>
+        <w:t>300</w:t>
+      </w:r>
+      <w:r>
+        <w:rPr>
+          <w:sz w:val="20"/>
+        </w:rPr>
+        <w:t xml:space="preserve">　</w:t>
+      </w:r>
+      <w:r>
+        <w:rPr>
+          <w:sz w:val="20"/>
+        </w:rPr>
+        <w:t>60</w:t>
+      </w:r>
+      <w:r>
+        <w:rPr>
+          <w:sz w:val="20"/>
+        </w:rPr>
+        <w:t xml:space="preserve">　</w:t>
+      </w:r>
+      <w:r>
+        <w:rPr>
+          <w:sz w:val="20"/>
+        </w:rPr>
+        <w:t>12</w:t>
       </w:r>
     </w:p>
     <w:p>
       <w:pPr>
-        <w:spacing w:after="80" w:line="300" w:lineRule="auto"/>
+        <w:spacing w:after="400" w:line="240" w:lineRule="auto"/>
         <w:rPr>
           <w:rFonts w:hint="eastAsia"/>
         </w:rPr>
       </w:pPr>
-      <w:r>
-        <w:t xml:space="preserve">9. </w:t>
-      </w:r>
-      <w:r>
-        <w:t>按规律直接写出下列各式的得数。</w:t>
-      </w:r>
     </w:p>
     <w:p>
       <w:pPr>
-        <w:spacing w:after="60" w:line="300" w:lineRule="auto"/>
+        <w:spacing w:after="160" w:line="312" w:lineRule="auto"/>
         <w:rPr>
           <w:rFonts w:hint="eastAsia"/>
         </w:rPr>
       </w:pPr>
       <w:r>
-        <w:t>11× 999=10989</w:t>
-      </w:r>
-      <w:r>
-        <w:t xml:space="preserve">　　</w:t>
-      </w:r>
-      <w:r>
-        <w:t>12× 999=11988</w:t>
-      </w:r>
-      <w:r>
-        <w:t xml:space="preserve">　　</w:t>
-      </w:r>
-      <w:r>
-        <w:t>13× 999=12987</w:t>
-      </w:r>
-      <w:r>
-        <w:t xml:space="preserve">　　</w:t>
-      </w:r>
-      <w:r>
-        <w:t>14× 999=13986</w:t>
+        <w:t xml:space="preserve">6. </w:t>
+      </w:r>
+      <w:r>
+        <w:t>馒头是中国人餐桌上不可或缺的主食之一，想要制作出口感香甜、松软劲道的馒头，和面时面粉和水的用量至关重要。赵师傅和面制作馒头时，每千克面粉加入</w:t>
+      </w:r>
+      <w:r>
+        <w:t xml:space="preserve"> 520 </w:t>
+      </w:r>
+      <w:r>
+        <w:t>克水，那么</w:t>
+      </w:r>
+      <w:r>
+        <w:t xml:space="preserve"> 13 </w:t>
+      </w:r>
+      <w:r>
+        <w:t>千克面粉应加入（</w:t>
+      </w:r>
+      <w:r>
+        <w:t>________</w:t>
+      </w:r>
+      <w:r>
+        <w:t>）克水。</w:t>
       </w:r>
     </w:p>
     <w:p>
       <w:pPr>
-        <w:spacing w:after="60" w:line="300" w:lineRule="auto"/>
+        <w:spacing w:after="400" w:line="240" w:lineRule="auto"/>
         <w:rPr>
           <w:rFonts w:hint="eastAsia"/>
         </w:rPr>
       </w:pPr>
-      <w:r>
-        <w:t>15× 999=</w:t>
-      </w:r>
-      <w:r>
-        <w:t xml:space="preserve">（　　）　　</w:t>
-      </w:r>
-      <w:r>
-        <w:t>16× 999=</w:t>
-      </w:r>
-      <w:r>
-        <w:t>（　　）</w:t>
-      </w:r>
     </w:p>
     <w:p>
       <w:pPr>
-        <w:spacing w:after="60" w:line="300" w:lineRule="auto"/>
+        <w:spacing w:after="160" w:line="312" w:lineRule="auto"/>
         <w:rPr>
           <w:rFonts w:hint="eastAsia"/>
         </w:rPr>
       </w:pPr>
       <w:r>
-        <w:t>17× 999=</w:t>
-      </w:r>
-      <w:r>
-        <w:t xml:space="preserve">（　　）　　</w:t>
-      </w:r>
-      <w:r>
-        <w:t>18× 999=</w:t>
-      </w:r>
-      <w:r>
-        <w:t>（　　）</w:t>
+        <w:t xml:space="preserve">7. </w:t>
+      </w:r>
+      <w:r>
+        <w:t>大雁结群南飞过冬，飞行过程中一会排成</w:t>
+      </w:r>
+      <w:r>
+        <w:t>“</w:t>
+      </w:r>
+      <w:r>
+        <w:t>人</w:t>
+      </w:r>
+      <w:r>
+        <w:t>”</w:t>
+      </w:r>
+      <w:r>
+        <w:t>字，一会排成</w:t>
+      </w:r>
+      <w:r>
+        <w:t>“</w:t>
+      </w:r>
+      <w:r>
+        <w:t>一</w:t>
+      </w:r>
+      <w:r>
+        <w:t>”</w:t>
+      </w:r>
+      <w:r>
+        <w:t>字。</w:t>
+      </w:r>
+      <w:r>
+        <w:t>“</w:t>
+      </w:r>
+      <w:r>
+        <w:t>人</w:t>
+      </w:r>
+      <w:r>
+        <w:t>”</w:t>
+      </w:r>
+      <w:r>
+        <w:t>字形大雁群近似为</w:t>
+      </w:r>
+      <w:r>
+        <w:t xml:space="preserve"> 110° </w:t>
+      </w:r>
+      <w:r>
+        <w:t>的角，这个</w:t>
+      </w:r>
+      <w:r>
+        <w:t>“</w:t>
+      </w:r>
+      <w:r>
+        <w:t>人</w:t>
+      </w:r>
+      <w:r>
+        <w:t>”</w:t>
+      </w:r>
+      <w:r>
+        <w:t>字形角是一个（</w:t>
+      </w:r>
+      <w:r>
+        <w:t>________</w:t>
+      </w:r>
+      <w:r>
+        <w:t>）角，它和一个（</w:t>
+      </w:r>
+      <w:r>
+        <w:t>________</w:t>
+      </w:r>
+      <w:r>
+        <w:t>）</w:t>
+      </w:r>
+      <w:r>
+        <w:t>°</w:t>
+      </w:r>
+      <w:r>
+        <w:t>的（</w:t>
+      </w:r>
+      <w:r>
+        <w:t>________</w:t>
+      </w:r>
+      <w:r>
+        <w:t>）角能拼成一个</w:t>
+      </w:r>
+      <w:r>
+        <w:t>“</w:t>
+      </w:r>
+      <w:r>
+        <w:t>一</w:t>
+      </w:r>
+      <w:r>
+        <w:t>”</w:t>
+      </w:r>
+      <w:r>
+        <w:t>字形角。</w:t>
       </w:r>
     </w:p>
     <w:p>
       <w:pPr>
-        <w:spacing w:before="160" w:after="0" w:line="300" w:lineRule="auto"/>
+        <w:spacing w:after="400" w:line="240" w:lineRule="auto"/>
+        <w:rPr>
+          <w:rFonts w:hint="eastAsia"/>
+        </w:rPr>
+      </w:pPr>
+    </w:p>
+    <w:p>
+      <w:pPr>
+        <w:spacing w:before="120" w:after="0"/>
         <w:jc w:val="center"/>
         <w:rPr>
           <w:rFonts w:hint="eastAsia"/>
@@ -929,13 +980,13 @@
     </w:p>
     <w:p>
       <w:pPr>
-        <w:spacing w:after="80" w:line="300" w:lineRule="auto"/>
+        <w:spacing w:after="100" w:line="300" w:lineRule="auto"/>
         <w:rPr>
           <w:rFonts w:hint="eastAsia"/>
         </w:rPr>
       </w:pPr>
       <w:r>
-        <w:t>10. 光在遇到许多物体的表面时都会发生反射（如图）。</w:t>
+        <w:t>8. 20□ 2510000 21 亿，□ 内可以填（________）；5□ 1× 48 30000，□ 内最小可以填（________）。</w:t>
       </w:r>
     </w:p>
     <w:p>
@@ -946,88 +997,78 @@
         </w:rPr>
       </w:pPr>
       <w:r>
-        <w:t>∠ 2 和 ∠ 3 分别叫作入射角和反射角，入射角总是等于反射角，已知 ∠ 1=30^°，∠ 3=60^°，那么 ∠ 4=（　　）°。</w:t>
+        <w:t>（照片里前一个括号中写着“5、6、7、8、9”，与后一个空并列，按手写答案未录入。）</w:t>
       </w:r>
     </w:p>
     <w:p>
       <w:pPr>
-        <w:spacing w:after="80" w:line="300" w:lineRule="auto"/>
+        <w:spacing w:after="240" w:line="240" w:lineRule="auto"/>
         <w:rPr>
           <w:rFonts w:hint="eastAsia"/>
         </w:rPr>
       </w:pPr>
-      <w:r>
-        <w:rPr>
-          <w:color w:val="506E8C"/>
-          <w:sz w:val="19"/>
-        </w:rPr>
-        <w:t>【图：一个横放的长方形。底边中点处有一点，从该点向上画一条垂直于底边的法线，直到长方形上边。从该点再向左下、右下各画一条斜线，分别交于底边左右两侧。左边斜线与底边的夹角标为 1，左边斜线与法线的夹角标为 2；法线与右边斜线的夹角标为 3，右边斜线与底边的夹角标为 4。】</w:t>
-      </w:r>
     </w:p>
     <w:p>
       <w:pPr>
-        <w:spacing w:after="60" w:line="300" w:lineRule="auto"/>
+        <w:spacing w:after="100" w:line="300" w:lineRule="auto"/>
         <w:rPr>
           <w:rFonts w:hint="eastAsia"/>
         </w:rPr>
       </w:pPr>
       <w:r>
-        <w:t>二、判断。（对的画“√”，错的画“×”）（5 分）</w:t>
+        <w:t>9. 按规律直接写出下列各式的得数。</w:t>
       </w:r>
     </w:p>
     <w:p>
       <w:pPr>
-        <w:spacing w:after="80" w:line="300" w:lineRule="auto"/>
+        <w:spacing w:after="60" w:line="300" w:lineRule="auto"/>
         <w:rPr>
           <w:rFonts w:hint="eastAsia"/>
         </w:rPr>
       </w:pPr>
       <w:r>
-        <w:t>1. 4020070 读作四百零二十万零七十。（　　）</w:t>
+        <w:t>11× 999=10989　　12× 999=11988　　13× 999=12987　　14× 999=13986</w:t>
       </w:r>
     </w:p>
     <w:p>
       <w:pPr>
-        <w:spacing w:after="80" w:line="300" w:lineRule="auto"/>
+        <w:spacing w:after="60" w:line="300" w:lineRule="auto"/>
         <w:rPr>
           <w:rFonts w:hint="eastAsia"/>
         </w:rPr>
       </w:pPr>
       <w:r>
-        <w:t>2. 450× 40 的积的末尾只有两个 0。（　　）</w:t>
+        <w:t>15× 999=（________）　　16× 999=（________）</w:t>
       </w:r>
     </w:p>
     <w:p>
       <w:pPr>
-        <w:spacing w:after="80" w:line="300" w:lineRule="auto"/>
+        <w:spacing w:after="60" w:line="300" w:lineRule="auto"/>
         <w:rPr>
           <w:rFonts w:hint="eastAsia"/>
         </w:rPr>
       </w:pPr>
       <w:r>
-        <w:t>3. 9 时 30 分，钟面上时针和分针所成的较小的角是直角。（　　）</w:t>
+        <w:t>17× 999=（________）　　18× 999=（________）</w:t>
       </w:r>
     </w:p>
     <w:p>
       <w:pPr>
-        <w:spacing w:after="80" w:line="300" w:lineRule="auto"/>
+        <w:spacing w:after="240" w:line="240" w:lineRule="auto"/>
         <w:rPr>
           <w:rFonts w:hint="eastAsia"/>
         </w:rPr>
       </w:pPr>
-      <w:r>
-        <w:t>4. 两个非 0 的数相乘，如果乘数中含有 0，那么积中也一定含有 0。（　　）</w:t>
-      </w:r>
     </w:p>
     <w:p>
       <w:pPr>
-        <w:spacing w:after="80" w:line="300" w:lineRule="auto"/>
+        <w:spacing w:after="100" w:line="300" w:lineRule="auto"/>
         <w:rPr>
           <w:rFonts w:hint="eastAsia"/>
         </w:rPr>
       </w:pPr>
       <w:r>
-        <w:t>5. 两个因数的积是 2400，一个因数乘 2，另一个因数除以 2，积不变。（　　）</w:t>
+        <w:t>10. 光在遇到许多物体的表面时都会发生反射（如图）。</w:t>
       </w:r>
     </w:p>
     <w:p>
@@ -1038,139 +1079,150 @@
         </w:rPr>
       </w:pPr>
       <w:r>
-        <w:t>三、选择正确答案的序号填在括号里。（10 分）</w:t>
+        <w:t>∠ 2 和 ∠ 3 分别叫作入射角和反射角，入射角总是等于反射角，已知 ∠ 1=30^°，∠ 3=60^°，那么 ∠ 4=（________）°。</w:t>
       </w:r>
     </w:p>
     <w:p>
       <w:pPr>
-        <w:spacing w:after="80" w:line="300" w:lineRule="auto"/>
+        <w:spacing w:after="40" w:line="264" w:lineRule="auto"/>
         <w:rPr>
           <w:rFonts w:hint="eastAsia"/>
         </w:rPr>
       </w:pPr>
       <w:r>
-        <w:t>1. 下面的数中每个 0 都读出来的数是（　　）。</w:t>
+        <w:rPr>
+          <w:color w:val="506E8C"/>
+          <w:sz w:val="18"/>
+        </w:rPr>
+        <w:t>【图：见题意示意，可在空白处作图】</w:t>
       </w:r>
     </w:p>
     <w:p>
       <w:pPr>
-        <w:spacing w:after="60" w:line="300" w:lineRule="auto"/>
+        <w:spacing w:after="240" w:line="240" w:lineRule="auto"/>
         <w:rPr>
           <w:rFonts w:hint="eastAsia"/>
         </w:rPr>
       </w:pPr>
-      <w:r>
-        <w:t>A. 54090　　B. 4090803　　C. 7503040</w:t>
-      </w:r>
     </w:p>
     <w:p>
       <w:pPr>
-        <w:spacing w:after="80" w:line="300" w:lineRule="auto"/>
+        <w:spacing w:before="100" w:after="60" w:line="300" w:lineRule="auto"/>
         <w:rPr>
           <w:rFonts w:hint="eastAsia"/>
         </w:rPr>
       </w:pPr>
       <w:r>
-        <w:t>2. 一个五位数，省略万位后面的尾数约是 5 万，这个数最小是（　　）。</w:t>
+        <w:rPr>
+          <w:rFonts w:ascii="黑体" w:eastAsia="黑体" w:hAnsi="黑体"/>
+          <w:b/>
+          <w:sz w:val="22"/>
+        </w:rPr>
+        <w:t>二、判断。（对的画“√”，错的画“×”）（5 分）</w:t>
       </w:r>
     </w:p>
     <w:p>
       <w:pPr>
-        <w:spacing w:after="60" w:line="300" w:lineRule="auto"/>
+        <w:spacing w:after="100" w:line="300" w:lineRule="auto"/>
         <w:rPr>
           <w:rFonts w:hint="eastAsia"/>
         </w:rPr>
       </w:pPr>
       <w:r>
-        <w:t>A. 54000　　B. 49500　　C. 45000</w:t>
+        <w:t>1. 4020070 读作四百零二十万零七十。（________）</w:t>
       </w:r>
     </w:p>
     <w:p>
       <w:pPr>
-        <w:spacing w:after="80" w:line="300" w:lineRule="auto"/>
+        <w:spacing w:after="100" w:line="300" w:lineRule="auto"/>
         <w:rPr>
           <w:rFonts w:hint="eastAsia"/>
         </w:rPr>
       </w:pPr>
       <w:r>
-        <w:t>3. 课堂上，老师要求同学们画一个 120° 的角，下列画法不正确的是（　　）。</w:t>
+        <w:t>2. 450× 40 的积的末尾只有两个 0。（________）</w:t>
       </w:r>
     </w:p>
     <w:p>
       <w:pPr>
-        <w:spacing w:after="60" w:line="300" w:lineRule="auto"/>
+        <w:spacing w:after="100" w:line="300" w:lineRule="auto"/>
         <w:rPr>
           <w:rFonts w:hint="eastAsia"/>
         </w:rPr>
       </w:pPr>
       <w:r>
-        <w:t>A. 【图：用量角器画角。底边为角的一条边，另一条边从量角器中心射出，穿过内圈约 120° 的刻度。】</w:t>
+        <w:t>3. 9 时 30 分，钟面上时针和分针所成的较小的角是直角。（________）</w:t>
       </w:r>
     </w:p>
     <w:p>
       <w:pPr>
-        <w:spacing w:after="60" w:line="300" w:lineRule="auto"/>
+        <w:spacing w:after="100" w:line="300" w:lineRule="auto"/>
         <w:rPr>
           <w:rFonts w:hint="eastAsia"/>
         </w:rPr>
       </w:pPr>
       <w:r>
-        <w:t>B. 【图：一把带直角符号的三角尺，顶点在左。从该顶点另画一条斜向上的射线，这条射线不沿三角尺已有的边。】</w:t>
+        <w:t>4. 两个非 0 的数相乘，如果乘数中含有 0，那么积中也一定含有 0。（________）</w:t>
       </w:r>
     </w:p>
     <w:p>
       <w:pPr>
-        <w:spacing w:after="60" w:line="300" w:lineRule="auto"/>
+        <w:spacing w:after="100" w:line="300" w:lineRule="auto"/>
         <w:rPr>
           <w:rFonts w:hint="eastAsia"/>
         </w:rPr>
       </w:pPr>
       <w:r>
-        <w:t>C. 【图：一条水平射线上方叠放两把三角尺。下面一把的一条直角边贴着水平射线，直角在左下；上面一把接在斜边上，一条边继续向右上伸出。】</w:t>
+        <w:t>5. 两个因数的积是 2400，一个因数乘 2，另一个因数除以 2，积不变。（________）</w:t>
       </w:r>
     </w:p>
     <w:p>
       <w:pPr>
-        <w:spacing w:after="80" w:line="300" w:lineRule="auto"/>
+        <w:spacing w:before="100" w:after="60" w:line="300" w:lineRule="auto"/>
         <w:rPr>
           <w:rFonts w:hint="eastAsia"/>
         </w:rPr>
       </w:pPr>
       <w:r>
-        <w:t>4. 下列算式中，计算结果最接近 8000 的是（　　）。</w:t>
+        <w:rPr>
+          <w:rFonts w:ascii="黑体" w:eastAsia="黑体" w:hAnsi="黑体"/>
+          <w:b/>
+          <w:sz w:val="22"/>
+        </w:rPr>
+        <w:t>三、选择正确答案的序号填在括号里。（10 分）</w:t>
       </w:r>
     </w:p>
     <w:p>
       <w:pPr>
-        <w:spacing w:after="60" w:line="300" w:lineRule="auto"/>
+        <w:spacing w:after="100" w:line="300" w:lineRule="auto"/>
         <w:rPr>
           <w:rFonts w:hint="eastAsia"/>
         </w:rPr>
       </w:pPr>
       <w:r>
-        <w:t>A. 28× 397　　B. 41× 285　　C. 206× 39</w:t>
+        <w:t>1. 下面的数中每个 0 都读出来的数是（________）。</w:t>
       </w:r>
     </w:p>
     <w:p>
       <w:pPr>
-        <w:spacing w:after="80" w:line="300" w:lineRule="auto"/>
+        <w:spacing w:after="60" w:line="300" w:lineRule="auto"/>
         <w:rPr>
           <w:rFonts w:hint="eastAsia"/>
         </w:rPr>
       </w:pPr>
       <w:r>
-        <w:t>5. 一道三位数乘两位数的算式是 3□ 8×□ 2，其中有两个数字看不清了。这道算式的得数可能是（　　）。</w:t>
+        <w:t>A. 54090　　B. 4090803　　C. 7503040</w:t>
       </w:r>
     </w:p>
     <w:p>
       <w:pPr>
-        <w:spacing w:after="60" w:line="300" w:lineRule="auto"/>
+        <w:spacing w:after="100" w:line="300" w:lineRule="auto"/>
         <w:rPr>
           <w:rFonts w:hint="eastAsia"/>
         </w:rPr>
       </w:pPr>
       <w:r>
-        <w:t>A. 3006　　B. 6994　　C. 7216</w:t>
+        <w:t>2. 一个五位数，省略万位后面的尾数约是 5 万，这个数最小是（________）。</w:t>
       </w:r>
     </w:p>
     <w:p>
@@ -1181,18 +1233,18 @@
         </w:rPr>
       </w:pPr>
       <w:r>
-        <w:t>四、计算。（17 分）</w:t>
+        <w:t>A. 54000　　B. 49500　　C. 45000</w:t>
       </w:r>
     </w:p>
     <w:p>
       <w:pPr>
-        <w:spacing w:after="80" w:line="300" w:lineRule="auto"/>
+        <w:spacing w:after="100" w:line="300" w:lineRule="auto"/>
         <w:rPr>
           <w:rFonts w:hint="eastAsia"/>
         </w:rPr>
       </w:pPr>
       <w:r>
-        <w:t>1. 口算。（8 分）</w:t>
+        <w:t>3. 课堂上，老师要求同学们画一个 120° 的角，下列画法不正确的是（________）。</w:t>
       </w:r>
     </w:p>
     <w:p>
@@ -1203,7 +1255,7 @@
         </w:rPr>
       </w:pPr>
       <w:r>
-        <w:t>250× 6=　　22× 30=　　17× 50=　　360× 2=</w:t>
+        <w:t>A. 【图：用量角器画角。底边为角的一条边，另一条边从量角器中心射出，穿过内圈约 120° 的刻度。】</w:t>
       </w:r>
     </w:p>
     <w:p>
@@ -1214,34 +1266,67 @@
         </w:rPr>
       </w:pPr>
       <w:r>
-        <w:t>160× 8=　　290× 2=　　299× 22　　503× 32</w:t>
+        <w:t>B. 【图：一把带直角符号的三角尺，顶点在左。从该顶点另画一条斜向上的射线，这条射线不沿三角尺已有的边。】</w:t>
       </w:r>
     </w:p>
     <w:p>
       <w:pPr>
-        <w:spacing w:after="80" w:line="300" w:lineRule="auto"/>
+        <w:spacing w:after="60" w:line="300" w:lineRule="auto"/>
         <w:rPr>
           <w:rFonts w:hint="eastAsia"/>
         </w:rPr>
       </w:pPr>
       <w:r>
-        <w:t>2. 列竖式计算。（9 分）</w:t>
+        <w:t>C. 【图：一条水平射线上方叠放两把三角尺。下面一把的一条直角边贴着水平射线，直角在左下；上面一把接在斜边上，一条边继续向右上伸出。】</w:t>
       </w:r>
     </w:p>
     <w:p>
       <w:pPr>
-        <w:spacing w:after="60" w:line="300" w:lineRule="auto"/>
+        <w:spacing w:after="100" w:line="300" w:lineRule="auto"/>
         <w:rPr>
           <w:rFonts w:hint="eastAsia"/>
         </w:rPr>
       </w:pPr>
       <w:r>
-        <w:t>185× 23=　　408× 16=　　217× 62=</w:t>
+        <w:t>4. 下列算式中，计算结果最接近 8000 的是（________）。</w:t>
       </w:r>
     </w:p>
     <w:p>
       <w:pPr>
-        <w:spacing w:before="160" w:after="0" w:line="300" w:lineRule="auto"/>
+        <w:spacing w:after="60" w:line="300" w:lineRule="auto"/>
+        <w:rPr>
+          <w:rFonts w:hint="eastAsia"/>
+        </w:rPr>
+      </w:pPr>
+      <w:r>
+        <w:t>A. 28× 397　　B. 41× 285　　C. 206× 39</w:t>
+      </w:r>
+    </w:p>
+    <w:p>
+      <w:pPr>
+        <w:spacing w:after="100" w:line="300" w:lineRule="auto"/>
+        <w:rPr>
+          <w:rFonts w:hint="eastAsia"/>
+        </w:rPr>
+      </w:pPr>
+      <w:r>
+        <w:t>5. 一道三位数乘两位数的算式是 3□ 8×□ 2，其中有两个数字看不清了。这道算式的得数可能是（________）。</w:t>
+      </w:r>
+    </w:p>
+    <w:p>
+      <w:pPr>
+        <w:spacing w:after="60" w:line="300" w:lineRule="auto"/>
+        <w:rPr>
+          <w:rFonts w:hint="eastAsia"/>
+        </w:rPr>
+      </w:pPr>
+      <w:r>
+        <w:t>A. 3006　　B. 6994　　C. 7216</w:t>
+      </w:r>
+    </w:p>
+    <w:p>
+      <w:pPr>
+        <w:spacing w:before="120" w:after="0"/>
         <w:jc w:val="center"/>
         <w:rPr>
           <w:rFonts w:hint="eastAsia"/>
@@ -1270,220 +1355,209 @@
     </w:p>
     <w:p>
       <w:pPr>
-        <w:spacing w:after="60" w:line="300" w:lineRule="auto"/>
+        <w:spacing w:before="160" w:after="60" w:line="317" w:lineRule="auto"/>
         <w:rPr>
           <w:rFonts w:hint="eastAsia"/>
         </w:rPr>
       </w:pPr>
       <w:r>
-        <w:t>五、用 9、8、6、5、4、3 和 5 个 0 按照要求组成一个十一位数。（8 分）</w:t>
+        <w:rPr>
+          <w:rFonts w:ascii="黑体" w:eastAsia="黑体" w:hAnsi="黑体"/>
+          <w:b/>
+          <w:sz w:val="22"/>
+        </w:rPr>
+        <w:t>四、计算。（17 分）</w:t>
       </w:r>
     </w:p>
     <w:p>
       <w:pPr>
-        <w:spacing w:after="80" w:line="300" w:lineRule="auto"/>
+        <w:spacing w:line="317" w:lineRule="auto"/>
         <w:rPr>
           <w:rFonts w:hint="eastAsia"/>
         </w:rPr>
       </w:pPr>
       <w:r>
-        <w:t>1. 一个 0 也不读，每级末尾都有 0。这个数最大是（　　），最小是（　　）。</w:t>
+        <w:t>1. 口算。（8 分）</w:t>
       </w:r>
     </w:p>
     <w:p>
       <w:pPr>
-        <w:spacing w:after="80" w:line="300" w:lineRule="auto"/>
+        <w:spacing w:after="160" w:line="317" w:lineRule="auto"/>
         <w:rPr>
           <w:rFonts w:hint="eastAsia"/>
         </w:rPr>
       </w:pPr>
       <w:r>
-        <w:t>2. 所有的 0 都读的最大的数是（　　），最小的数是（　　）。</w:t>
+        <w:t>250× 6= ______　　22× 30= ______　　17× 50= ______　　360× 2= ______</w:t>
       </w:r>
     </w:p>
     <w:p>
       <w:pPr>
-        <w:spacing w:after="60" w:line="300" w:lineRule="auto"/>
+        <w:spacing w:after="160" w:line="317" w:lineRule="auto"/>
         <w:rPr>
           <w:rFonts w:hint="eastAsia"/>
         </w:rPr>
       </w:pPr>
       <w:r>
-        <w:t>六、动手操作。（10 分）</w:t>
+        <w:t>160× 8= ______　　290× 2= ______　　299× 22　　503× 32</w:t>
       </w:r>
     </w:p>
     <w:p>
       <w:pPr>
-        <w:spacing w:after="80" w:line="300" w:lineRule="auto"/>
+        <w:spacing w:after="480" w:line="240" w:lineRule="auto"/>
         <w:rPr>
           <w:rFonts w:hint="eastAsia"/>
         </w:rPr>
       </w:pPr>
-      <w:r>
-        <w:t>1. 分别以点 A、B 为顶点，画一个 70° 的角和一个 125° 的角。（4 分）</w:t>
-      </w:r>
     </w:p>
     <w:p>
       <w:pPr>
-        <w:spacing w:after="80" w:line="300" w:lineRule="auto"/>
+        <w:spacing w:line="317" w:lineRule="auto"/>
         <w:rPr>
           <w:rFonts w:hint="eastAsia"/>
         </w:rPr>
       </w:pPr>
       <w:r>
-        <w:rPr>
-          <w:color w:val="506E8C"/>
-          <w:sz w:val="19"/>
-        </w:rPr>
-        <w:t>【图：左上方有一个点，标为 A；右上方有一个点，标为 B。两点下方是空白作图区。】</w:t>
+        <w:t>2. 列竖式计算。（9 分）</w:t>
       </w:r>
     </w:p>
     <w:p>
       <w:pPr>
-        <w:spacing w:after="80" w:line="300" w:lineRule="auto"/>
+        <w:spacing w:after="160" w:line="317" w:lineRule="auto"/>
         <w:rPr>
           <w:rFonts w:hint="eastAsia"/>
         </w:rPr>
       </w:pPr>
       <w:r>
-        <w:t>2. 量出下面各个角的度数，并指出它们是什么角。（6 分）</w:t>
+        <w:t>185× 23= ______　　408× 16= ______　　217× 62= ______</w:t>
       </w:r>
     </w:p>
     <w:p>
       <w:pPr>
-        <w:spacing w:after="80" w:line="300" w:lineRule="auto"/>
+        <w:spacing w:after="480" w:line="240" w:lineRule="auto"/>
         <w:rPr>
           <w:rFonts w:hint="eastAsia"/>
         </w:rPr>
       </w:pPr>
-      <w:r>
-        <w:rPr>
-          <w:color w:val="506E8C"/>
-          <w:sz w:val="19"/>
-        </w:rPr>
-        <w:t>【图：三个角横排。</w:t>
-      </w:r>
     </w:p>
     <w:p>
       <w:pPr>
-        <w:spacing w:after="60" w:line="300" w:lineRule="auto"/>
+        <w:spacing w:before="160" w:after="60" w:line="317" w:lineRule="auto"/>
         <w:rPr>
           <w:rFonts w:hint="eastAsia"/>
         </w:rPr>
       </w:pPr>
       <w:r>
-        <w:t>∠ 1：顶点在左，一条边水平向右，另一条边向右上方倾斜，角弧标在两线之间。</w:t>
+        <w:rPr>
+          <w:rFonts w:ascii="黑体" w:eastAsia="黑体" w:hAnsi="黑体"/>
+          <w:b/>
+          <w:sz w:val="22"/>
+        </w:rPr>
+        <w:t>五、用 9、8、6、5、4、3 和 5 个 0 按照要求组成一个十一位数。（8 分）</w:t>
       </w:r>
     </w:p>
     <w:p>
       <w:pPr>
-        <w:spacing w:after="60" w:line="300" w:lineRule="auto"/>
+        <w:spacing w:line="317" w:lineRule="auto"/>
         <w:rPr>
           <w:rFonts w:hint="eastAsia"/>
         </w:rPr>
       </w:pPr>
       <w:r>
-        <w:t>∠ 2：顶点在中间，一条边水平向右，另一条边向左上方倾斜，角弧标在水平边上方靠近顶点处。</w:t>
+        <w:t>1. 一个 0 也不读，每级末尾都有 0。这个数最大是（________），最小是（________）。</w:t>
       </w:r>
     </w:p>
     <w:p>
       <w:pPr>
-        <w:spacing w:after="60" w:line="300" w:lineRule="auto"/>
+        <w:spacing w:after="480" w:line="240" w:lineRule="auto"/>
         <w:rPr>
           <w:rFonts w:hint="eastAsia"/>
         </w:rPr>
       </w:pPr>
-      <w:r>
-        <w:t>∠ 3：顶点在右，一条边水平向左，另一条边向左上方倾斜，角弧标在右边两线之间。】</w:t>
-      </w:r>
     </w:p>
     <w:p>
       <w:pPr>
-        <w:spacing w:after="60" w:line="300" w:lineRule="auto"/>
+        <w:spacing w:line="317" w:lineRule="auto"/>
         <w:rPr>
           <w:rFonts w:hint="eastAsia"/>
         </w:rPr>
       </w:pPr>
       <w:r>
-        <w:t>∠ 1=（　　）°　　∠ 2=（　　）°　　∠ 3=（　　）°</w:t>
+        <w:t>2. 所有的 0 都读的最大的数是（________），最小的数是（________）。</w:t>
       </w:r>
     </w:p>
     <w:p>
       <w:pPr>
-        <w:spacing w:after="80" w:line="300" w:lineRule="auto"/>
+        <w:spacing w:after="480" w:line="240" w:lineRule="auto"/>
         <w:rPr>
           <w:rFonts w:hint="eastAsia"/>
         </w:rPr>
       </w:pPr>
-      <w:r>
-        <w:t>（　　）角　　（　　）角　　（　　）角</w:t>
-      </w:r>
     </w:p>
     <w:p>
       <w:pPr>
-        <w:spacing w:after="60" w:line="300" w:lineRule="auto"/>
+        <w:spacing w:before="160" w:after="60" w:line="317" w:lineRule="auto"/>
         <w:rPr>
           <w:rFonts w:hint="eastAsia"/>
         </w:rPr>
       </w:pPr>
       <w:r>
-        <w:t>七、解决问题。（22 分）</w:t>
+        <w:rPr>
+          <w:rFonts w:ascii="黑体" w:eastAsia="黑体" w:hAnsi="黑体"/>
+          <w:b/>
+          <w:sz w:val="22"/>
+        </w:rPr>
+        <w:t>六、动手操作。（10 分）</w:t>
       </w:r>
     </w:p>
     <w:p>
       <w:pPr>
-        <w:spacing w:after="80" w:line="300" w:lineRule="auto"/>
+        <w:spacing w:line="317" w:lineRule="auto"/>
         <w:rPr>
           <w:rFonts w:hint="eastAsia"/>
         </w:rPr>
       </w:pPr>
       <w:r>
-        <w:t>1. 午饭时间，河源特色美食东江酿豆腐必不可少。某餐厅制作酿豆腐，每箱装有 105 块豆腐。餐厅今天准备了 36 箱豆腐，一共准备了多少块豆腐？（4 分）</w:t>
+        <w:t>1. 分别以点 A、B 为顶点，画一个 70° 的角和一个 125° 的角。（4 分）</w:t>
       </w:r>
     </w:p>
     <w:p>
       <w:pPr>
-        <w:spacing w:after="80" w:line="300" w:lineRule="auto"/>
+        <w:spacing w:after="40" w:line="264" w:lineRule="auto"/>
         <w:rPr>
           <w:rFonts w:hint="eastAsia"/>
         </w:rPr>
       </w:pPr>
       <w:r>
-        <w:t>2. 某电影院的影厅共有 360 个座位，实行以下票价分时制度。周末聪聪和明明 14:10 来到电影院，他们看的这场电影票房收入最多是多少元？（4 分）</w:t>
+        <w:rPr>
+          <w:color w:val="506E8C"/>
+          <w:sz w:val="18"/>
+        </w:rPr>
+        <w:t>【图：左上方有一个点，标为 A；右上方有一个点，标为 B。两点下方是空白作图区。】</w:t>
       </w:r>
     </w:p>
     <w:p>
       <w:pPr>
-        <w:spacing w:after="40" w:line="300" w:lineRule="auto"/>
+        <w:spacing w:after="1760" w:line="240" w:lineRule="auto"/>
         <w:rPr>
           <w:rFonts w:hint="eastAsia"/>
         </w:rPr>
       </w:pPr>
-      <w:r>
-        <w:rPr>
-          <w:sz w:val="20"/>
-        </w:rPr>
-        <w:t>时段　0:00～12:00　12:00～17:00　17:00～21:00　21:00～24:00</w:t>
-      </w:r>
     </w:p>
     <w:p>
       <w:pPr>
-        <w:spacing w:after="40" w:line="300" w:lineRule="auto"/>
+        <w:spacing w:line="317" w:lineRule="auto"/>
         <w:rPr>
           <w:rFonts w:hint="eastAsia"/>
         </w:rPr>
       </w:pPr>
       <w:r>
-        <w:rPr>
-          <w:sz w:val="20"/>
-        </w:rPr>
-        <w:t>价格　35 元/张　40 元/张　50 元/张　45 元/张</w:t>
+        <w:t>2. 量出下面各个角的度数，并指出它们是什么角。（6 分）</w:t>
       </w:r>
     </w:p>
     <w:p>
       <w:pPr>
-        <w:spacing w:before="160" w:after="0" w:line="300" w:lineRule="auto"/>
-        <w:jc w:val="center"/>
+        <w:spacing w:after="40" w:line="264" w:lineRule="auto"/>
         <w:rPr>
           <w:rFonts w:hint="eastAsia"/>
         </w:rPr>
@@ -1493,149 +1567,333 @@
           <w:color w:val="506E8C"/>
           <w:sz w:val="18"/>
         </w:rPr>
-        <w:t>数学 · 四上 · 期中练习　第 3 页（共 4 页）</w:t>
+        <w:t>【图：三个角横排。∠ 1、∠ 2、∠ 3 示意（见作图区）。】</w:t>
       </w:r>
     </w:p>
     <w:p>
       <w:pPr>
+        <w:spacing w:after="160" w:line="317" w:lineRule="auto"/>
         <w:rPr>
           <w:rFonts w:hint="eastAsia"/>
         </w:rPr>
       </w:pPr>
       <w:r>
-        <w:rPr>
-          <w:rFonts w:hint="eastAsia"/>
-        </w:rPr>
-        <w:br w:type="page"/>
+        <w:t>∠ 1=（________）°　　∠ 2=（________）°　　∠ 3=（________）°</w:t>
       </w:r>
     </w:p>
     <w:p>
       <w:pPr>
-        <w:spacing w:after="80" w:line="300" w:lineRule="auto"/>
+        <w:spacing w:after="160" w:line="317" w:lineRule="auto"/>
         <w:rPr>
           <w:rFonts w:hint="eastAsia"/>
         </w:rPr>
       </w:pPr>
       <w:r>
-        <w:t>3. 为了减轻学生的课业负担，丰富同学们的课余生活，学校在课后托管中增加了特色班，购买了一些益智棋类玩具。（8 分）</w:t>
+        <w:t>（________）角　　（________）角　　（________）角</w:t>
       </w:r>
     </w:p>
     <w:p>
       <w:pPr>
-        <w:spacing w:after="40" w:line="300" w:lineRule="auto"/>
+        <w:spacing w:after="1760" w:line="240" w:lineRule="auto"/>
         <w:rPr>
           <w:rFonts w:hint="eastAsia"/>
         </w:rPr>
       </w:pPr>
-      <w:r>
-        <w:rPr>
-          <w:sz w:val="20"/>
-        </w:rPr>
-        <w:t>种类　中国象棋　围棋</w:t>
-      </w:r>
     </w:p>
     <w:p>
       <w:pPr>
-        <w:spacing w:after="40" w:line="300" w:lineRule="auto"/>
+        <w:spacing w:before="120" w:after="0"/>
+        <w:jc w:val="center"/>
         <w:rPr>
           <w:rFonts w:hint="eastAsia"/>
         </w:rPr>
       </w:pPr>
       <w:r>
         <w:rPr>
-          <w:sz w:val="20"/>
-        </w:rPr>
-        <w:t>价格/元　125　118</w:t>
+          <w:color w:val="506E8C"/>
+          <w:sz w:val="18"/>
+        </w:rPr>
+        <w:t>数学 · 四上 · 期中练习　第 3 页（共 4 页）</w:t>
       </w:r>
     </w:p>
     <w:p>
       <w:pPr>
-        <w:spacing w:after="40" w:line="300" w:lineRule="auto"/>
         <w:rPr>
           <w:rFonts w:hint="eastAsia"/>
         </w:rPr>
       </w:pPr>
       <w:r>
         <w:rPr>
-          <w:sz w:val="20"/>
-        </w:rPr>
-        <w:t>数量/套　27　12</w:t>
+          <w:rFonts w:hint="eastAsia"/>
+        </w:rPr>
+        <w:br w:type="page"/>
       </w:r>
     </w:p>
     <w:p>
       <w:pPr>
-        <w:spacing w:after="80" w:line="300" w:lineRule="auto"/>
+        <w:spacing w:before="100" w:after="60" w:line="300" w:lineRule="auto"/>
         <w:rPr>
           <w:rFonts w:hint="eastAsia"/>
         </w:rPr>
       </w:pPr>
       <w:r>
-        <w:t>（1）买中国象棋一共需要多少元？（4 分）</w:t>
+        <w:rPr>
+          <w:rFonts w:ascii="黑体" w:eastAsia="黑体" w:hAnsi="黑体"/>
+          <w:b/>
+          <w:sz w:val="22"/>
+        </w:rPr>
+        <w:t>七、解决问题。（22 分）</w:t>
       </w:r>
     </w:p>
     <w:p>
       <w:pPr>
-        <w:spacing w:after="80" w:line="300" w:lineRule="auto"/>
+        <w:spacing w:after="100" w:line="300" w:lineRule="auto"/>
         <w:rPr>
           <w:rFonts w:hint="eastAsia"/>
         </w:rPr>
       </w:pPr>
       <w:r>
-        <w:t>（2）带 1000 元买围棋够吗？（选择合适的估算方法解答）（4 分）</w:t>
+        <w:t>1. 午饭时间，河源特色美食东江酿豆腐必不可少。某餐厅制作酿豆腐，每箱装有 105 块豆腐。餐厅今天准备了 36 箱豆腐，一共准备了多少块豆腐？（4 分）</w:t>
       </w:r>
     </w:p>
     <w:p>
       <w:pPr>
-        <w:spacing w:after="80" w:line="300" w:lineRule="auto"/>
+        <w:spacing w:after="140" w:line="324" w:lineRule="auto"/>
         <w:rPr>
           <w:rFonts w:hint="eastAsia"/>
         </w:rPr>
       </w:pPr>
       <w:r>
-        <w:t>4. 赵老师带了 7000 元，要为学校选购 12 台同样的打印机。有多少种购买方案？分别还剩多少钱？（6 分）</w:t>
+        <w:t xml:space="preserve">　　________________________________________________</w:t>
       </w:r>
     </w:p>
     <w:p>
       <w:pPr>
-        <w:spacing w:after="80" w:line="300" w:lineRule="auto"/>
+        <w:spacing w:after="140" w:line="324" w:lineRule="auto"/>
         <w:rPr>
           <w:rFonts w:hint="eastAsia"/>
         </w:rPr>
       </w:pPr>
       <w:r>
-        <w:rPr>
-          <w:color w:val="506E8C"/>
-          <w:sz w:val="19"/>
-        </w:rPr>
-        <w:t>【图：三台外形不同的打印机横排。下面价格从左到右为 540 元、575 元、705 元。】</w:t>
+        <w:t xml:space="preserve">　　________________________________________________</w:t>
       </w:r>
     </w:p>
     <w:p>
       <w:pPr>
-        <w:spacing w:after="60" w:line="300" w:lineRule="auto"/>
+        <w:spacing w:after="100" w:line="300" w:lineRule="auto"/>
         <w:rPr>
           <w:rFonts w:hint="eastAsia"/>
         </w:rPr>
       </w:pPr>
       <w:r>
-        <w:t>附加题。（10 分）</w:t>
+        <w:t>2. 某电影院的影厅共有 360 个座位，实行以下票价分时制度。周末聪聪和明明 14:10 来到电影院，他们看的这场电影票房收入最多是多少元？（4 分）</w:t>
       </w:r>
     </w:p>
     <w:p>
       <w:pPr>
-        <w:spacing w:after="60" w:line="300" w:lineRule="auto"/>
+        <w:spacing w:after="40" w:line="300" w:lineRule="auto"/>
         <w:rPr>
           <w:rFonts w:hint="eastAsia"/>
         </w:rPr>
       </w:pPr>
       <w:r>
-        <w:t>用 1、2、3、4、5 这 5 个数字组成三位数乘两位数的乘法算式，可以组成很多。其中积最大的是：□□□×□□=□□□□□。</w:t>
+        <w:rPr>
+          <w:sz w:val="20"/>
+        </w:rPr>
+        <w:t>时段　0:00～12:00　12:00～17:00　17:00～21:00　21:00～24:00</w:t>
       </w:r>
     </w:p>
     <w:p>
       <w:pPr>
-        <w:spacing w:before="160" w:after="0" w:line="300" w:lineRule="auto"/>
-        <w:jc w:val="center"/>
+        <w:spacing w:after="40" w:line="300" w:lineRule="auto"/>
+        <w:rPr>
+          <w:rFonts w:hint="eastAsia"/>
+        </w:rPr>
+      </w:pPr>
+      <w:r>
+        <w:rPr>
+          <w:sz w:val="20"/>
+        </w:rPr>
+        <w:t>价格　35 元/张　40 元/张　50 元/张　45 元/张</w:t>
+      </w:r>
+    </w:p>
+    <w:p>
+      <w:pPr>
+        <w:spacing w:after="140" w:line="324" w:lineRule="auto"/>
+        <w:rPr>
+          <w:rFonts w:hint="eastAsia"/>
+        </w:rPr>
+      </w:pPr>
+      <w:r>
+        <w:t xml:space="preserve">　　________________________________________________</w:t>
+      </w:r>
+    </w:p>
+    <w:p>
+      <w:pPr>
+        <w:spacing w:after="140" w:line="324" w:lineRule="auto"/>
+        <w:rPr>
+          <w:rFonts w:hint="eastAsia"/>
+        </w:rPr>
+      </w:pPr>
+      <w:r>
+        <w:t xml:space="preserve">　　________________________________________________</w:t>
+      </w:r>
+    </w:p>
+    <w:p>
+      <w:pPr>
+        <w:spacing w:after="100" w:line="300" w:lineRule="auto"/>
+        <w:rPr>
+          <w:rFonts w:hint="eastAsia"/>
+        </w:rPr>
+      </w:pPr>
+      <w:r>
+        <w:t>3. 为了减轻学生的课业负担，丰富同学们的课余生活，学校在课后托管中增加了特色班，购买了一些益智棋类玩具。（8 分）</w:t>
+      </w:r>
+    </w:p>
+    <w:p>
+      <w:pPr>
+        <w:spacing w:after="40" w:line="300" w:lineRule="auto"/>
+        <w:rPr>
+          <w:rFonts w:hint="eastAsia"/>
+        </w:rPr>
+      </w:pPr>
+      <w:r>
+        <w:rPr>
+          <w:sz w:val="20"/>
+        </w:rPr>
+        <w:t>种类　中国象棋　围棋</w:t>
+      </w:r>
+    </w:p>
+    <w:p>
+      <w:pPr>
+        <w:spacing w:after="40" w:line="300" w:lineRule="auto"/>
+        <w:rPr>
+          <w:rFonts w:hint="eastAsia"/>
+        </w:rPr>
+      </w:pPr>
+      <w:r>
+        <w:rPr>
+          <w:sz w:val="20"/>
+        </w:rPr>
+        <w:t>价格/元　125　118</w:t>
+      </w:r>
+    </w:p>
+    <w:p>
+      <w:pPr>
+        <w:spacing w:after="40" w:line="300" w:lineRule="auto"/>
+        <w:rPr>
+          <w:rFonts w:hint="eastAsia"/>
+        </w:rPr>
+      </w:pPr>
+      <w:r>
+        <w:rPr>
+          <w:sz w:val="20"/>
+        </w:rPr>
+        <w:t>数量/套　27　12</w:t>
+      </w:r>
+    </w:p>
+    <w:p>
+      <w:pPr>
+        <w:spacing w:after="140" w:line="324" w:lineRule="auto"/>
+        <w:rPr>
+          <w:rFonts w:hint="eastAsia"/>
+        </w:rPr>
+      </w:pPr>
+      <w:r>
+        <w:t xml:space="preserve">　　________________________________________________</w:t>
+      </w:r>
+    </w:p>
+    <w:p>
+      <w:pPr>
+        <w:spacing w:after="140" w:line="324" w:lineRule="auto"/>
+        <w:rPr>
+          <w:rFonts w:hint="eastAsia"/>
+        </w:rPr>
+      </w:pPr>
+      <w:r>
+        <w:t xml:space="preserve">　　________________________________________________</w:t>
+      </w:r>
+    </w:p>
+    <w:p>
+      <w:pPr>
+        <w:spacing w:after="100" w:line="300" w:lineRule="auto"/>
+        <w:rPr>
+          <w:rFonts w:hint="eastAsia"/>
+        </w:rPr>
+      </w:pPr>
+      <w:r>
+        <w:t>（1）买中国象棋一共需要多少元？（4 分）</w:t>
+      </w:r>
+    </w:p>
+    <w:p>
+      <w:pPr>
+        <w:spacing w:after="140" w:line="324" w:lineRule="auto"/>
+        <w:rPr>
+          <w:rFonts w:hint="eastAsia"/>
+        </w:rPr>
+      </w:pPr>
+      <w:r>
+        <w:t xml:space="preserve">　　________________________________________________</w:t>
+      </w:r>
+    </w:p>
+    <w:p>
+      <w:pPr>
+        <w:spacing w:after="140" w:line="324" w:lineRule="auto"/>
+        <w:rPr>
+          <w:rFonts w:hint="eastAsia"/>
+        </w:rPr>
+      </w:pPr>
+      <w:r>
+        <w:t xml:space="preserve">　　________________________________________________</w:t>
+      </w:r>
+    </w:p>
+    <w:p>
+      <w:pPr>
+        <w:spacing w:after="100" w:line="300" w:lineRule="auto"/>
+        <w:rPr>
+          <w:rFonts w:hint="eastAsia"/>
+        </w:rPr>
+      </w:pPr>
+      <w:r>
+        <w:t>（2）带 1000 元买围棋够吗？（选择合适的估算方法解答）（4 分）</w:t>
+      </w:r>
+    </w:p>
+    <w:p>
+      <w:pPr>
+        <w:spacing w:after="140" w:line="324" w:lineRule="auto"/>
+        <w:rPr>
+          <w:rFonts w:hint="eastAsia"/>
+        </w:rPr>
+      </w:pPr>
+      <w:r>
+        <w:t xml:space="preserve">　　________________________________________________</w:t>
+      </w:r>
+    </w:p>
+    <w:p>
+      <w:pPr>
+        <w:spacing w:after="140" w:line="324" w:lineRule="auto"/>
+        <w:rPr>
+          <w:rFonts w:hint="eastAsia"/>
+        </w:rPr>
+      </w:pPr>
+      <w:r>
+        <w:t xml:space="preserve">　　________________________________________________</w:t>
+      </w:r>
+    </w:p>
+    <w:p>
+      <w:pPr>
+        <w:spacing w:after="100" w:line="300" w:lineRule="auto"/>
+        <w:rPr>
+          <w:rFonts w:hint="eastAsia"/>
+        </w:rPr>
+      </w:pPr>
+      <w:r>
+        <w:t>4. 赵老师带了 7000 元，要为学校选购 12 台同样的打印机。有多少种购买方案？分别还剩多少钱？（6 分）</w:t>
+      </w:r>
+    </w:p>
+    <w:p>
+      <w:pPr>
+        <w:spacing w:after="40" w:line="264" w:lineRule="auto"/>
         <w:rPr>
           <w:rFonts w:hint="eastAsia"/>
         </w:rPr>
@@ -1645,12 +1903,77 @@
           <w:color w:val="506E8C"/>
           <w:sz w:val="18"/>
         </w:rPr>
-        <w:t>数学 · 四上 · 期中练习　第 4 页（共 4 页）</w:t>
+        <w:t>【图：见题意示意，可在空白处作图】</w:t>
       </w:r>
     </w:p>
     <w:p>
       <w:pPr>
-        <w:spacing w:before="160" w:after="0" w:line="300" w:lineRule="auto"/>
+        <w:spacing w:after="140" w:line="324" w:lineRule="auto"/>
+        <w:rPr>
+          <w:rFonts w:hint="eastAsia"/>
+        </w:rPr>
+      </w:pPr>
+      <w:r>
+        <w:t xml:space="preserve">　　________________________________________________</w:t>
+      </w:r>
+    </w:p>
+    <w:p>
+      <w:pPr>
+        <w:spacing w:after="140" w:line="324" w:lineRule="auto"/>
+        <w:rPr>
+          <w:rFonts w:hint="eastAsia"/>
+        </w:rPr>
+      </w:pPr>
+      <w:r>
+        <w:t xml:space="preserve">　　________________________________________________</w:t>
+      </w:r>
+    </w:p>
+    <w:p>
+      <w:pPr>
+        <w:spacing w:before="100" w:after="60" w:line="300" w:lineRule="auto"/>
+        <w:rPr>
+          <w:rFonts w:hint="eastAsia"/>
+        </w:rPr>
+      </w:pPr>
+      <w:r>
+        <w:rPr>
+          <w:rFonts w:ascii="黑体" w:eastAsia="黑体" w:hAnsi="黑体"/>
+          <w:b/>
+          <w:sz w:val="22"/>
+        </w:rPr>
+        <w:t>附加题。（10 分）</w:t>
+      </w:r>
+    </w:p>
+    <w:p>
+      <w:pPr>
+        <w:spacing w:after="60" w:line="300" w:lineRule="auto"/>
+        <w:rPr>
+          <w:rFonts w:hint="eastAsia"/>
+        </w:rPr>
+      </w:pPr>
+      <w:r>
+        <w:t>用 1、2、3、4、5 这 5 个数字组成三位数乘两位数的乘法算式，可以组成很多。其中积最大的是：□□□×□□=□□□□□。</w:t>
+      </w:r>
+    </w:p>
+    <w:p>
+      <w:pPr>
+        <w:spacing w:before="120" w:after="0"/>
+        <w:jc w:val="center"/>
+        <w:rPr>
+          <w:rFonts w:hint="eastAsia"/>
+        </w:rPr>
+      </w:pPr>
+      <w:r>
+        <w:rPr>
+          <w:color w:val="506E8C"/>
+          <w:sz w:val="18"/>
+        </w:rPr>
+        <w:t>数学 · 四上 · 期中练习　第 4 页（共 4 页）</w:t>
+      </w:r>
+    </w:p>
+    <w:p>
+      <w:pPr>
+        <w:spacing w:before="120" w:after="0"/>
         <w:jc w:val="center"/>
         <w:rPr>
           <w:rFonts w:hint="eastAsia"/>
@@ -1659,7 +1982,7 @@
     </w:p>
     <w:sectPr>
       <w:pgSz w:w="11906" w:h="16838"/>
-      <w:pgMar w:top="680" w:right="907" w:bottom="680" w:left="907" w:header="720" w:footer="720" w:gutter="0"/>
+      <w:pgMar w:top="624" w:right="850" w:bottom="624" w:left="850" w:header="720" w:footer="720" w:gutter="0"/>
       <w:cols w:space="720"/>
       <w:docGrid w:linePitch="360"/>
     </w:sectPr>
@@ -1902,31 +2225,31 @@
       </w:rPr>
     </w:lvl>
   </w:abstractNum>
-  <w:num w:numId="1" w16cid:durableId="767702531">
+  <w:num w:numId="1" w16cid:durableId="424957208">
     <w:abstractNumId w:val="8"/>
   </w:num>
-  <w:num w:numId="2" w16cid:durableId="655374770">
+  <w:num w:numId="2" w16cid:durableId="848758848">
     <w:abstractNumId w:val="6"/>
   </w:num>
-  <w:num w:numId="3" w16cid:durableId="1903255060">
+  <w:num w:numId="3" w16cid:durableId="1476220526">
     <w:abstractNumId w:val="5"/>
   </w:num>
-  <w:num w:numId="4" w16cid:durableId="415980592">
+  <w:num w:numId="4" w16cid:durableId="1962103759">
     <w:abstractNumId w:val="4"/>
   </w:num>
-  <w:num w:numId="5" w16cid:durableId="731276509">
+  <w:num w:numId="5" w16cid:durableId="1660385842">
     <w:abstractNumId w:val="7"/>
   </w:num>
-  <w:num w:numId="6" w16cid:durableId="1788154667">
+  <w:num w:numId="6" w16cid:durableId="829908861">
     <w:abstractNumId w:val="3"/>
   </w:num>
-  <w:num w:numId="7" w16cid:durableId="706218872">
+  <w:num w:numId="7" w16cid:durableId="859929416">
     <w:abstractNumId w:val="2"/>
   </w:num>
-  <w:num w:numId="8" w16cid:durableId="2020499779">
+  <w:num w:numId="8" w16cid:durableId="1833065545">
     <w:abstractNumId w:val="1"/>
   </w:num>
-  <w:num w:numId="9" w16cid:durableId="1092505328">
+  <w:num w:numId="9" w16cid:durableId="1146437581">
     <w:abstractNumId w:val="0"/>
   </w:num>
 </w:numbering>

--- a/printables/midterm/D-期中重点练计算和附加卷/期中重点练计算和附加卷.docx
+++ b/printables/midterm/D-期中重点练计算和附加卷/期中重点练计算和附加卷.docx
@@ -980,7 +980,7 @@
     </w:p>
     <w:p>
       <w:pPr>
-        <w:spacing w:after="100" w:line="300" w:lineRule="auto"/>
+        <w:spacing w:after="80" w:line="288" w:lineRule="auto"/>
         <w:rPr>
           <w:rFonts w:hint="eastAsia"/>
         </w:rPr>
@@ -991,7 +991,7 @@
     </w:p>
     <w:p>
       <w:pPr>
-        <w:spacing w:after="60" w:line="300" w:lineRule="auto"/>
+        <w:spacing w:after="40" w:line="288" w:lineRule="auto"/>
         <w:rPr>
           <w:rFonts w:hint="eastAsia"/>
         </w:rPr>
@@ -1002,7 +1002,7 @@
     </w:p>
     <w:p>
       <w:pPr>
-        <w:spacing w:after="240" w:line="240" w:lineRule="auto"/>
+        <w:spacing w:after="160" w:line="240" w:lineRule="auto"/>
         <w:rPr>
           <w:rFonts w:hint="eastAsia"/>
         </w:rPr>
@@ -1010,7 +1010,7 @@
     </w:p>
     <w:p>
       <w:pPr>
-        <w:spacing w:after="100" w:line="300" w:lineRule="auto"/>
+        <w:spacing w:after="80" w:line="288" w:lineRule="auto"/>
         <w:rPr>
           <w:rFonts w:hint="eastAsia"/>
         </w:rPr>
@@ -1021,7 +1021,7 @@
     </w:p>
     <w:p>
       <w:pPr>
-        <w:spacing w:after="60" w:line="300" w:lineRule="auto"/>
+        <w:spacing w:after="40" w:line="288" w:lineRule="auto"/>
         <w:rPr>
           <w:rFonts w:hint="eastAsia"/>
         </w:rPr>
@@ -1032,7 +1032,7 @@
     </w:p>
     <w:p>
       <w:pPr>
-        <w:spacing w:after="60" w:line="300" w:lineRule="auto"/>
+        <w:spacing w:after="40" w:line="288" w:lineRule="auto"/>
         <w:rPr>
           <w:rFonts w:hint="eastAsia"/>
         </w:rPr>
@@ -1043,7 +1043,7 @@
     </w:p>
     <w:p>
       <w:pPr>
-        <w:spacing w:after="60" w:line="300" w:lineRule="auto"/>
+        <w:spacing w:after="40" w:line="288" w:lineRule="auto"/>
         <w:rPr>
           <w:rFonts w:hint="eastAsia"/>
         </w:rPr>
@@ -1054,7 +1054,7 @@
     </w:p>
     <w:p>
       <w:pPr>
-        <w:spacing w:after="240" w:line="240" w:lineRule="auto"/>
+        <w:spacing w:after="160" w:line="240" w:lineRule="auto"/>
         <w:rPr>
           <w:rFonts w:hint="eastAsia"/>
         </w:rPr>
@@ -1062,7 +1062,7 @@
     </w:p>
     <w:p>
       <w:pPr>
-        <w:spacing w:after="100" w:line="300" w:lineRule="auto"/>
+        <w:spacing w:after="80" w:line="288" w:lineRule="auto"/>
         <w:rPr>
           <w:rFonts w:hint="eastAsia"/>
         </w:rPr>
@@ -1073,7 +1073,7 @@
     </w:p>
     <w:p>
       <w:pPr>
-        <w:spacing w:after="60" w:line="300" w:lineRule="auto"/>
+        <w:spacing w:after="40" w:line="288" w:lineRule="auto"/>
         <w:rPr>
           <w:rFonts w:hint="eastAsia"/>
         </w:rPr>
@@ -1084,22 +1084,56 @@
     </w:p>
     <w:p>
       <w:pPr>
-        <w:spacing w:after="40" w:line="264" w:lineRule="auto"/>
+        <w:spacing w:before="40" w:after="120"/>
+        <w:jc w:val="center"/>
         <w:rPr>
           <w:rFonts w:hint="eastAsia"/>
         </w:rPr>
       </w:pPr>
       <w:r>
         <w:rPr>
-          <w:color w:val="506E8C"/>
-          <w:sz w:val="18"/>
-        </w:rPr>
-        <w:t>【图：见题意示意，可在空白处作图】</w:t>
+          <w:noProof/>
+        </w:rPr>
+        <w:drawing>
+          <wp:inline distT="0" distB="0" distL="0" distR="0" wp14:anchorId="23288D87" wp14:editId="65CA2B6A">
+            <wp:extent cx="1918800" cy="972725"/>
+            <wp:effectExtent l="0" t="0" r="0" b="0"/>
+            <wp:docPr id="1" name="Picture 1"/>
+            <wp:cNvGraphicFramePr>
+              <a:graphicFrameLocks xmlns:a="http://schemas.openxmlformats.org/drawingml/2006/main" noChangeAspect="1"/>
+            </wp:cNvGraphicFramePr>
+            <a:graphic xmlns:a="http://schemas.openxmlformats.org/drawingml/2006/main">
+              <a:graphicData uri="http://schemas.openxmlformats.org/drawingml/2006/picture">
+                <pic:pic xmlns:pic="http://schemas.openxmlformats.org/drawingml/2006/picture">
+                  <pic:nvPicPr>
+                    <pic:cNvPr id="0" name="d_reflect.jpg"/>
+                    <pic:cNvPicPr/>
+                  </pic:nvPicPr>
+                  <pic:blipFill>
+                    <a:blip r:embed="rId8"/>
+                    <a:stretch>
+                      <a:fillRect/>
+                    </a:stretch>
+                  </pic:blipFill>
+                  <pic:spPr>
+                    <a:xfrm>
+                      <a:off x="0" y="0"/>
+                      <a:ext cx="1918800" cy="972725"/>
+                    </a:xfrm>
+                    <a:prstGeom prst="rect">
+                      <a:avLst/>
+                    </a:prstGeom>
+                  </pic:spPr>
+                </pic:pic>
+              </a:graphicData>
+            </a:graphic>
+          </wp:inline>
+        </w:drawing>
       </w:r>
     </w:p>
     <w:p>
       <w:pPr>
-        <w:spacing w:after="240" w:line="240" w:lineRule="auto"/>
+        <w:spacing w:after="160" w:line="240" w:lineRule="auto"/>
         <w:rPr>
           <w:rFonts w:hint="eastAsia"/>
         </w:rPr>
@@ -1107,7 +1141,7 @@
     </w:p>
     <w:p>
       <w:pPr>
-        <w:spacing w:before="100" w:after="60" w:line="300" w:lineRule="auto"/>
+        <w:spacing w:before="80" w:after="60" w:line="288" w:lineRule="auto"/>
         <w:rPr>
           <w:rFonts w:hint="eastAsia"/>
         </w:rPr>
@@ -1123,7 +1157,7 @@
     </w:p>
     <w:p>
       <w:pPr>
-        <w:spacing w:after="100" w:line="300" w:lineRule="auto"/>
+        <w:spacing w:after="80" w:line="288" w:lineRule="auto"/>
         <w:rPr>
           <w:rFonts w:hint="eastAsia"/>
         </w:rPr>
@@ -1134,7 +1168,7 @@
     </w:p>
     <w:p>
       <w:pPr>
-        <w:spacing w:after="100" w:line="300" w:lineRule="auto"/>
+        <w:spacing w:after="80" w:line="288" w:lineRule="auto"/>
         <w:rPr>
           <w:rFonts w:hint="eastAsia"/>
         </w:rPr>
@@ -1145,7 +1179,7 @@
     </w:p>
     <w:p>
       <w:pPr>
-        <w:spacing w:after="100" w:line="300" w:lineRule="auto"/>
+        <w:spacing w:after="80" w:line="288" w:lineRule="auto"/>
         <w:rPr>
           <w:rFonts w:hint="eastAsia"/>
         </w:rPr>
@@ -1156,7 +1190,7 @@
     </w:p>
     <w:p>
       <w:pPr>
-        <w:spacing w:after="100" w:line="300" w:lineRule="auto"/>
+        <w:spacing w:after="80" w:line="288" w:lineRule="auto"/>
         <w:rPr>
           <w:rFonts w:hint="eastAsia"/>
         </w:rPr>
@@ -1167,7 +1201,7 @@
     </w:p>
     <w:p>
       <w:pPr>
-        <w:spacing w:after="100" w:line="300" w:lineRule="auto"/>
+        <w:spacing w:after="80" w:line="288" w:lineRule="auto"/>
         <w:rPr>
           <w:rFonts w:hint="eastAsia"/>
         </w:rPr>
@@ -1178,7 +1212,7 @@
     </w:p>
     <w:p>
       <w:pPr>
-        <w:spacing w:before="100" w:after="60" w:line="300" w:lineRule="auto"/>
+        <w:spacing w:before="80" w:after="60" w:line="288" w:lineRule="auto"/>
         <w:rPr>
           <w:rFonts w:hint="eastAsia"/>
         </w:rPr>
@@ -1194,7 +1228,7 @@
     </w:p>
     <w:p>
       <w:pPr>
-        <w:spacing w:after="100" w:line="300" w:lineRule="auto"/>
+        <w:spacing w:after="80" w:line="288" w:lineRule="auto"/>
         <w:rPr>
           <w:rFonts w:hint="eastAsia"/>
         </w:rPr>
@@ -1205,7 +1239,7 @@
     </w:p>
     <w:p>
       <w:pPr>
-        <w:spacing w:after="60" w:line="300" w:lineRule="auto"/>
+        <w:spacing w:after="40" w:line="288" w:lineRule="auto"/>
         <w:rPr>
           <w:rFonts w:hint="eastAsia"/>
         </w:rPr>
@@ -1216,7 +1250,7 @@
     </w:p>
     <w:p>
       <w:pPr>
-        <w:spacing w:after="100" w:line="300" w:lineRule="auto"/>
+        <w:spacing w:after="80" w:line="288" w:lineRule="auto"/>
         <w:rPr>
           <w:rFonts w:hint="eastAsia"/>
         </w:rPr>
@@ -1227,7 +1261,7 @@
     </w:p>
     <w:p>
       <w:pPr>
-        <w:spacing w:after="60" w:line="300" w:lineRule="auto"/>
+        <w:spacing w:after="40" w:line="288" w:lineRule="auto"/>
         <w:rPr>
           <w:rFonts w:hint="eastAsia"/>
         </w:rPr>
@@ -1238,7 +1272,7 @@
     </w:p>
     <w:p>
       <w:pPr>
-        <w:spacing w:after="100" w:line="300" w:lineRule="auto"/>
+        <w:spacing w:after="80" w:line="288" w:lineRule="auto"/>
         <w:rPr>
           <w:rFonts w:hint="eastAsia"/>
         </w:rPr>
@@ -1249,113 +1283,129 @@
     </w:p>
     <w:p>
       <w:pPr>
-        <w:spacing w:after="60" w:line="300" w:lineRule="auto"/>
+        <w:spacing w:before="40" w:after="120"/>
+        <w:jc w:val="center"/>
         <w:rPr>
           <w:rFonts w:hint="eastAsia"/>
         </w:rPr>
       </w:pPr>
       <w:r>
-        <w:t>A. 【图：用量角器画角。底边为角的一条边，另一条边从量角器中心射出，穿过内圈约 120° 的刻度。】</w:t>
+        <w:rPr>
+          <w:noProof/>
+        </w:rPr>
+        <w:drawing>
+          <wp:inline distT="0" distB="0" distL="0" distR="0" wp14:anchorId="17F06444" wp14:editId="7C43479C">
+            <wp:extent cx="3542400" cy="797929"/>
+            <wp:effectExtent l="0" t="0" r="0" b="0"/>
+            <wp:docPr id="2" name="Picture 2"/>
+            <wp:cNvGraphicFramePr>
+              <a:graphicFrameLocks xmlns:a="http://schemas.openxmlformats.org/drawingml/2006/main" noChangeAspect="1"/>
+            </wp:cNvGraphicFramePr>
+            <a:graphic xmlns:a="http://schemas.openxmlformats.org/drawingml/2006/main">
+              <a:graphicData uri="http://schemas.openxmlformats.org/drawingml/2006/picture">
+                <pic:pic xmlns:pic="http://schemas.openxmlformats.org/drawingml/2006/picture">
+                  <pic:nvPicPr>
+                    <pic:cNvPr id="0" name="d_draw120.jpg"/>
+                    <pic:cNvPicPr/>
+                  </pic:nvPicPr>
+                  <pic:blipFill>
+                    <a:blip r:embed="rId9"/>
+                    <a:stretch>
+                      <a:fillRect/>
+                    </a:stretch>
+                  </pic:blipFill>
+                  <pic:spPr>
+                    <a:xfrm>
+                      <a:off x="0" y="0"/>
+                      <a:ext cx="3542400" cy="797929"/>
+                    </a:xfrm>
+                    <a:prstGeom prst="rect">
+                      <a:avLst/>
+                    </a:prstGeom>
+                  </pic:spPr>
+                </pic:pic>
+              </a:graphicData>
+            </a:graphic>
+          </wp:inline>
+        </w:drawing>
       </w:r>
     </w:p>
     <w:p>
       <w:pPr>
-        <w:spacing w:after="60" w:line="300" w:lineRule="auto"/>
+        <w:spacing w:after="80" w:line="288" w:lineRule="auto"/>
         <w:rPr>
           <w:rFonts w:hint="eastAsia"/>
         </w:rPr>
       </w:pPr>
       <w:r>
-        <w:t>B. 【图：一把带直角符号的三角尺，顶点在左。从该顶点另画一条斜向上的射线，这条射线不沿三角尺已有的边。】</w:t>
+        <w:t>4. 下列算式中，计算结果最接近 8000 的是（________）。</w:t>
       </w:r>
     </w:p>
     <w:p>
       <w:pPr>
-        <w:spacing w:after="60" w:line="300" w:lineRule="auto"/>
+        <w:spacing w:after="40" w:line="288" w:lineRule="auto"/>
         <w:rPr>
           <w:rFonts w:hint="eastAsia"/>
         </w:rPr>
       </w:pPr>
       <w:r>
-        <w:t>C. 【图：一条水平射线上方叠放两把三角尺。下面一把的一条直角边贴着水平射线，直角在左下；上面一把接在斜边上，一条边继续向右上伸出。】</w:t>
+        <w:t>A. 28× 397　　B. 41× 285　　C. 206× 39</w:t>
       </w:r>
     </w:p>
     <w:p>
       <w:pPr>
-        <w:spacing w:after="100" w:line="300" w:lineRule="auto"/>
+        <w:spacing w:after="80" w:line="288" w:lineRule="auto"/>
         <w:rPr>
           <w:rFonts w:hint="eastAsia"/>
         </w:rPr>
       </w:pPr>
       <w:r>
-        <w:t>4. 下列算式中，计算结果最接近 8000 的是（________）。</w:t>
+        <w:t>5. 一道三位数乘两位数的算式是 3□ 8×□ 2，其中有两个数字看不清了。这道算式的得数可能是（________）。</w:t>
       </w:r>
     </w:p>
     <w:p>
       <w:pPr>
-        <w:spacing w:after="60" w:line="300" w:lineRule="auto"/>
+        <w:spacing w:after="40" w:line="288" w:lineRule="auto"/>
         <w:rPr>
           <w:rFonts w:hint="eastAsia"/>
         </w:rPr>
       </w:pPr>
       <w:r>
-        <w:t>A. 28× 397　　B. 41× 285　　C. 206× 39</w:t>
+        <w:t>A. 3006　　B. 6994　　C. 7216</w:t>
       </w:r>
     </w:p>
     <w:p>
       <w:pPr>
-        <w:spacing w:after="100" w:line="300" w:lineRule="auto"/>
+        <w:spacing w:before="120" w:after="0"/>
+        <w:jc w:val="center"/>
         <w:rPr>
           <w:rFonts w:hint="eastAsia"/>
         </w:rPr>
       </w:pPr>
       <w:r>
-        <w:t>5. 一道三位数乘两位数的算式是 3□ 8×□ 2，其中有两个数字看不清了。这道算式的得数可能是（________）。</w:t>
+        <w:rPr>
+          <w:color w:val="506E8C"/>
+          <w:sz w:val="18"/>
+        </w:rPr>
+        <w:t>数学 · 四上 · 期中练习　第 2 页（共 4 页）</w:t>
       </w:r>
     </w:p>
     <w:p>
       <w:pPr>
-        <w:spacing w:after="60" w:line="300" w:lineRule="auto"/>
         <w:rPr>
           <w:rFonts w:hint="eastAsia"/>
         </w:rPr>
       </w:pPr>
       <w:r>
-        <w:t>A. 3006　　B. 6994　　C. 7216</w:t>
+        <w:rPr>
+          <w:rFonts w:hint="eastAsia"/>
+        </w:rPr>
+        <w:br w:type="page"/>
       </w:r>
     </w:p>
     <w:p>
       <w:pPr>
-        <w:spacing w:before="120" w:after="0"/>
-        <w:jc w:val="center"/>
-        <w:rPr>
-          <w:rFonts w:hint="eastAsia"/>
-        </w:rPr>
-      </w:pPr>
-      <w:r>
-        <w:rPr>
-          <w:color w:val="506E8C"/>
-          <w:sz w:val="18"/>
-        </w:rPr>
-        <w:t>数学 · 四上 · 期中练习　第 2 页（共 4 页）</w:t>
-      </w:r>
-    </w:p>
-    <w:p>
-      <w:pPr>
-        <w:rPr>
-          <w:rFonts w:hint="eastAsia"/>
-        </w:rPr>
-      </w:pPr>
-      <w:r>
-        <w:rPr>
-          <w:rFonts w:hint="eastAsia"/>
-        </w:rPr>
-        <w:br w:type="page"/>
-      </w:r>
-    </w:p>
-    <w:p>
-      <w:pPr>
-        <w:spacing w:before="160" w:after="60" w:line="317" w:lineRule="auto"/>
+        <w:spacing w:before="120" w:after="60" w:line="307" w:lineRule="auto"/>
         <w:rPr>
           <w:rFonts w:hint="eastAsia"/>
         </w:rPr>
@@ -1371,7 +1421,7 @@
     </w:p>
     <w:p>
       <w:pPr>
-        <w:spacing w:line="317" w:lineRule="auto"/>
+        <w:spacing w:after="120" w:line="307" w:lineRule="auto"/>
         <w:rPr>
           <w:rFonts w:hint="eastAsia"/>
         </w:rPr>
@@ -1382,7 +1432,7 @@
     </w:p>
     <w:p>
       <w:pPr>
-        <w:spacing w:after="160" w:line="317" w:lineRule="auto"/>
+        <w:spacing w:after="80" w:line="307" w:lineRule="auto"/>
         <w:rPr>
           <w:rFonts w:hint="eastAsia"/>
         </w:rPr>
@@ -1393,7 +1443,7 @@
     </w:p>
     <w:p>
       <w:pPr>
-        <w:spacing w:after="160" w:line="317" w:lineRule="auto"/>
+        <w:spacing w:after="80" w:line="307" w:lineRule="auto"/>
         <w:rPr>
           <w:rFonts w:hint="eastAsia"/>
         </w:rPr>
@@ -1404,7 +1454,7 @@
     </w:p>
     <w:p>
       <w:pPr>
-        <w:spacing w:after="480" w:line="240" w:lineRule="auto"/>
+        <w:spacing w:after="320" w:line="240" w:lineRule="auto"/>
         <w:rPr>
           <w:rFonts w:hint="eastAsia"/>
         </w:rPr>
@@ -1412,7 +1462,7 @@
     </w:p>
     <w:p>
       <w:pPr>
-        <w:spacing w:line="317" w:lineRule="auto"/>
+        <w:spacing w:after="120" w:line="307" w:lineRule="auto"/>
         <w:rPr>
           <w:rFonts w:hint="eastAsia"/>
         </w:rPr>
@@ -1423,7 +1473,7 @@
     </w:p>
     <w:p>
       <w:pPr>
-        <w:spacing w:after="160" w:line="317" w:lineRule="auto"/>
+        <w:spacing w:after="80" w:line="307" w:lineRule="auto"/>
         <w:rPr>
           <w:rFonts w:hint="eastAsia"/>
         </w:rPr>
@@ -1434,7 +1484,7 @@
     </w:p>
     <w:p>
       <w:pPr>
-        <w:spacing w:after="480" w:line="240" w:lineRule="auto"/>
+        <w:spacing w:after="320" w:line="240" w:lineRule="auto"/>
         <w:rPr>
           <w:rFonts w:hint="eastAsia"/>
         </w:rPr>
@@ -1442,7 +1492,7 @@
     </w:p>
     <w:p>
       <w:pPr>
-        <w:spacing w:before="160" w:after="60" w:line="317" w:lineRule="auto"/>
+        <w:spacing w:before="120" w:after="60" w:line="307" w:lineRule="auto"/>
         <w:rPr>
           <w:rFonts w:hint="eastAsia"/>
         </w:rPr>
@@ -1458,7 +1508,7 @@
     </w:p>
     <w:p>
       <w:pPr>
-        <w:spacing w:line="317" w:lineRule="auto"/>
+        <w:spacing w:after="120" w:line="307" w:lineRule="auto"/>
         <w:rPr>
           <w:rFonts w:hint="eastAsia"/>
         </w:rPr>
@@ -1469,7 +1519,7 @@
     </w:p>
     <w:p>
       <w:pPr>
-        <w:spacing w:after="480" w:line="240" w:lineRule="auto"/>
+        <w:spacing w:after="320" w:line="240" w:lineRule="auto"/>
         <w:rPr>
           <w:rFonts w:hint="eastAsia"/>
         </w:rPr>
@@ -1477,7 +1527,7 @@
     </w:p>
     <w:p>
       <w:pPr>
-        <w:spacing w:line="317" w:lineRule="auto"/>
+        <w:spacing w:after="120" w:line="307" w:lineRule="auto"/>
         <w:rPr>
           <w:rFonts w:hint="eastAsia"/>
         </w:rPr>
@@ -1488,7 +1538,7 @@
     </w:p>
     <w:p>
       <w:pPr>
-        <w:spacing w:after="480" w:line="240" w:lineRule="auto"/>
+        <w:spacing w:after="320" w:line="240" w:lineRule="auto"/>
         <w:rPr>
           <w:rFonts w:hint="eastAsia"/>
         </w:rPr>
@@ -1496,7 +1546,7 @@
     </w:p>
     <w:p>
       <w:pPr>
-        <w:spacing w:before="160" w:after="60" w:line="317" w:lineRule="auto"/>
+        <w:spacing w:before="120" w:after="60" w:line="307" w:lineRule="auto"/>
         <w:rPr>
           <w:rFonts w:hint="eastAsia"/>
         </w:rPr>
@@ -1512,7 +1562,7 @@
     </w:p>
     <w:p>
       <w:pPr>
-        <w:spacing w:line="317" w:lineRule="auto"/>
+        <w:spacing w:after="120" w:line="307" w:lineRule="auto"/>
         <w:rPr>
           <w:rFonts w:hint="eastAsia"/>
         </w:rPr>
@@ -1523,22 +1573,56 @@
     </w:p>
     <w:p>
       <w:pPr>
-        <w:spacing w:after="40" w:line="264" w:lineRule="auto"/>
+        <w:spacing w:before="40" w:after="120"/>
+        <w:jc w:val="center"/>
         <w:rPr>
           <w:rFonts w:hint="eastAsia"/>
         </w:rPr>
       </w:pPr>
       <w:r>
         <w:rPr>
-          <w:color w:val="506E8C"/>
-          <w:sz w:val="18"/>
-        </w:rPr>
-        <w:t>【图：左上方有一个点，标为 A；右上方有一个点，标为 B。两点下方是空白作图区。】</w:t>
+          <w:noProof/>
+        </w:rPr>
+        <w:drawing>
+          <wp:inline distT="0" distB="0" distL="0" distR="0" wp14:anchorId="589E39A8" wp14:editId="4916CCA7">
+            <wp:extent cx="4320000" cy="689722"/>
+            <wp:effectExtent l="0" t="0" r="0" b="0"/>
+            <wp:docPr id="2085127415" name="Picture 1"/>
+            <wp:cNvGraphicFramePr>
+              <a:graphicFrameLocks xmlns:a="http://schemas.openxmlformats.org/drawingml/2006/main" noChangeAspect="1"/>
+            </wp:cNvGraphicFramePr>
+            <a:graphic xmlns:a="http://schemas.openxmlformats.org/drawingml/2006/main">
+              <a:graphicData uri="http://schemas.openxmlformats.org/drawingml/2006/picture">
+                <pic:pic xmlns:pic="http://schemas.openxmlformats.org/drawingml/2006/picture">
+                  <pic:nvPicPr>
+                    <pic:cNvPr id="0" name="d_points_ab.jpg"/>
+                    <pic:cNvPicPr/>
+                  </pic:nvPicPr>
+                  <pic:blipFill>
+                    <a:blip r:embed="rId10"/>
+                    <a:stretch>
+                      <a:fillRect/>
+                    </a:stretch>
+                  </pic:blipFill>
+                  <pic:spPr>
+                    <a:xfrm>
+                      <a:off x="0" y="0"/>
+                      <a:ext cx="4320000" cy="689722"/>
+                    </a:xfrm>
+                    <a:prstGeom prst="rect">
+                      <a:avLst/>
+                    </a:prstGeom>
+                  </pic:spPr>
+                </pic:pic>
+              </a:graphicData>
+            </a:graphic>
+          </wp:inline>
+        </w:drawing>
       </w:r>
     </w:p>
     <w:p>
       <w:pPr>
-        <w:spacing w:after="1760" w:line="240" w:lineRule="auto"/>
+        <w:spacing w:after="1280" w:line="240" w:lineRule="auto"/>
         <w:rPr>
           <w:rFonts w:hint="eastAsia"/>
         </w:rPr>
@@ -1546,7 +1630,7 @@
     </w:p>
     <w:p>
       <w:pPr>
-        <w:spacing w:line="317" w:lineRule="auto"/>
+        <w:spacing w:after="120" w:line="307" w:lineRule="auto"/>
         <w:rPr>
           <w:rFonts w:hint="eastAsia"/>
         </w:rPr>
@@ -1557,22 +1641,56 @@
     </w:p>
     <w:p>
       <w:pPr>
-        <w:spacing w:after="40" w:line="264" w:lineRule="auto"/>
+        <w:spacing w:before="40" w:after="120"/>
+        <w:jc w:val="center"/>
         <w:rPr>
           <w:rFonts w:hint="eastAsia"/>
         </w:rPr>
       </w:pPr>
       <w:r>
         <w:rPr>
-          <w:color w:val="506E8C"/>
-          <w:sz w:val="18"/>
-        </w:rPr>
-        <w:t>【图：三个角横排。∠ 1、∠ 2、∠ 3 示意（见作图区）。】</w:t>
+          <w:noProof/>
+        </w:rPr>
+        <w:drawing>
+          <wp:inline distT="0" distB="0" distL="0" distR="0" wp14:anchorId="0AB60EB8" wp14:editId="055F597A">
+            <wp:extent cx="4500000" cy="1092944"/>
+            <wp:effectExtent l="0" t="0" r="0" b="0"/>
+            <wp:docPr id="366241094" name="Picture 2"/>
+            <wp:cNvGraphicFramePr>
+              <a:graphicFrameLocks xmlns:a="http://schemas.openxmlformats.org/drawingml/2006/main" noChangeAspect="1"/>
+            </wp:cNvGraphicFramePr>
+            <a:graphic xmlns:a="http://schemas.openxmlformats.org/drawingml/2006/main">
+              <a:graphicData uri="http://schemas.openxmlformats.org/drawingml/2006/picture">
+                <pic:pic xmlns:pic="http://schemas.openxmlformats.org/drawingml/2006/picture">
+                  <pic:nvPicPr>
+                    <pic:cNvPr id="0" name="d_angles123.jpg"/>
+                    <pic:cNvPicPr/>
+                  </pic:nvPicPr>
+                  <pic:blipFill>
+                    <a:blip r:embed="rId11"/>
+                    <a:stretch>
+                      <a:fillRect/>
+                    </a:stretch>
+                  </pic:blipFill>
+                  <pic:spPr>
+                    <a:xfrm>
+                      <a:off x="0" y="0"/>
+                      <a:ext cx="4500000" cy="1092944"/>
+                    </a:xfrm>
+                    <a:prstGeom prst="rect">
+                      <a:avLst/>
+                    </a:prstGeom>
+                  </pic:spPr>
+                </pic:pic>
+              </a:graphicData>
+            </a:graphic>
+          </wp:inline>
+        </w:drawing>
       </w:r>
     </w:p>
     <w:p>
       <w:pPr>
-        <w:spacing w:after="160" w:line="317" w:lineRule="auto"/>
+        <w:spacing w:after="80" w:line="307" w:lineRule="auto"/>
         <w:rPr>
           <w:rFonts w:hint="eastAsia"/>
         </w:rPr>
@@ -1583,7 +1701,7 @@
     </w:p>
     <w:p>
       <w:pPr>
-        <w:spacing w:after="160" w:line="317" w:lineRule="auto"/>
+        <w:spacing w:after="80" w:line="307" w:lineRule="auto"/>
         <w:rPr>
           <w:rFonts w:hint="eastAsia"/>
         </w:rPr>
@@ -1594,7 +1712,7 @@
     </w:p>
     <w:p>
       <w:pPr>
-        <w:spacing w:after="1760" w:line="240" w:lineRule="auto"/>
+        <w:spacing w:after="1280" w:line="240" w:lineRule="auto"/>
         <w:rPr>
           <w:rFonts w:hint="eastAsia"/>
         </w:rPr>
@@ -1893,17 +2011,51 @@
     </w:p>
     <w:p>
       <w:pPr>
-        <w:spacing w:after="40" w:line="264" w:lineRule="auto"/>
+        <w:spacing w:before="40" w:after="120"/>
+        <w:jc w:val="center"/>
         <w:rPr>
           <w:rFonts w:hint="eastAsia"/>
         </w:rPr>
       </w:pPr>
       <w:r>
         <w:rPr>
-          <w:color w:val="506E8C"/>
-          <w:sz w:val="18"/>
-        </w:rPr>
-        <w:t>【图：见题意示意，可在空白处作图】</w:t>
+          <w:noProof/>
+        </w:rPr>
+        <w:drawing>
+          <wp:inline distT="0" distB="0" distL="0" distR="0" wp14:anchorId="4DB623B9" wp14:editId="5F8553DC">
+            <wp:extent cx="3564000" cy="833143"/>
+            <wp:effectExtent l="0" t="0" r="0" b="0"/>
+            <wp:docPr id="683932447" name="Picture 1"/>
+            <wp:cNvGraphicFramePr>
+              <a:graphicFrameLocks xmlns:a="http://schemas.openxmlformats.org/drawingml/2006/main" noChangeAspect="1"/>
+            </wp:cNvGraphicFramePr>
+            <a:graphic xmlns:a="http://schemas.openxmlformats.org/drawingml/2006/main">
+              <a:graphicData uri="http://schemas.openxmlformats.org/drawingml/2006/picture">
+                <pic:pic xmlns:pic="http://schemas.openxmlformats.org/drawingml/2006/picture">
+                  <pic:nvPicPr>
+                    <pic:cNvPr id="0" name="d_printers.jpg"/>
+                    <pic:cNvPicPr/>
+                  </pic:nvPicPr>
+                  <pic:blipFill>
+                    <a:blip r:embed="rId12"/>
+                    <a:stretch>
+                      <a:fillRect/>
+                    </a:stretch>
+                  </pic:blipFill>
+                  <pic:spPr>
+                    <a:xfrm>
+                      <a:off x="0" y="0"/>
+                      <a:ext cx="3564000" cy="833143"/>
+                    </a:xfrm>
+                    <a:prstGeom prst="rect">
+                      <a:avLst/>
+                    </a:prstGeom>
+                  </pic:spPr>
+                </pic:pic>
+              </a:graphicData>
+            </a:graphic>
+          </wp:inline>
+        </w:drawing>
       </w:r>
     </w:p>
     <w:p>
@@ -2225,31 +2377,31 @@
       </w:rPr>
     </w:lvl>
   </w:abstractNum>
-  <w:num w:numId="1" w16cid:durableId="424957208">
+  <w:num w:numId="1" w16cid:durableId="1244333938">
     <w:abstractNumId w:val="8"/>
   </w:num>
-  <w:num w:numId="2" w16cid:durableId="848758848">
+  <w:num w:numId="2" w16cid:durableId="60760710">
     <w:abstractNumId w:val="6"/>
   </w:num>
-  <w:num w:numId="3" w16cid:durableId="1476220526">
+  <w:num w:numId="3" w16cid:durableId="1360274129">
     <w:abstractNumId w:val="5"/>
   </w:num>
-  <w:num w:numId="4" w16cid:durableId="1962103759">
+  <w:num w:numId="4" w16cid:durableId="967777156">
     <w:abstractNumId w:val="4"/>
   </w:num>
-  <w:num w:numId="5" w16cid:durableId="1660385842">
+  <w:num w:numId="5" w16cid:durableId="270162843">
     <w:abstractNumId w:val="7"/>
   </w:num>
-  <w:num w:numId="6" w16cid:durableId="829908861">
+  <w:num w:numId="6" w16cid:durableId="1556307014">
     <w:abstractNumId w:val="3"/>
   </w:num>
-  <w:num w:numId="7" w16cid:durableId="859929416">
+  <w:num w:numId="7" w16cid:durableId="673343247">
     <w:abstractNumId w:val="2"/>
   </w:num>
-  <w:num w:numId="8" w16cid:durableId="1833065545">
+  <w:num w:numId="8" w16cid:durableId="1827865290">
     <w:abstractNumId w:val="1"/>
   </w:num>
-  <w:num w:numId="9" w16cid:durableId="1146437581">
+  <w:num w:numId="9" w16cid:durableId="1160925161">
     <w:abstractNumId w:val="0"/>
   </w:num>
 </w:numbering>

--- a/printables/midterm/D-期中重点练计算和附加卷/期中重点练计算和附加卷.docx
+++ b/printables/midterm/D-期中重点练计算和附加卷/期中重点练计算和附加卷.docx
@@ -980,7 +980,7 @@
     </w:p>
     <w:p>
       <w:pPr>
-        <w:spacing w:after="80" w:line="288" w:lineRule="auto"/>
+        <w:spacing w:after="100" w:line="300" w:lineRule="auto"/>
         <w:rPr>
           <w:rFonts w:hint="eastAsia"/>
         </w:rPr>
@@ -991,7 +991,7 @@
     </w:p>
     <w:p>
       <w:pPr>
-        <w:spacing w:after="40" w:line="288" w:lineRule="auto"/>
+        <w:spacing w:after="60" w:line="300" w:lineRule="auto"/>
         <w:rPr>
           <w:rFonts w:hint="eastAsia"/>
         </w:rPr>
@@ -1002,7 +1002,7 @@
     </w:p>
     <w:p>
       <w:pPr>
-        <w:spacing w:after="160" w:line="240" w:lineRule="auto"/>
+        <w:spacing w:after="240" w:line="240" w:lineRule="auto"/>
         <w:rPr>
           <w:rFonts w:hint="eastAsia"/>
         </w:rPr>
@@ -1010,7 +1010,7 @@
     </w:p>
     <w:p>
       <w:pPr>
-        <w:spacing w:after="80" w:line="288" w:lineRule="auto"/>
+        <w:spacing w:after="100" w:line="300" w:lineRule="auto"/>
         <w:rPr>
           <w:rFonts w:hint="eastAsia"/>
         </w:rPr>
@@ -1021,7 +1021,7 @@
     </w:p>
     <w:p>
       <w:pPr>
-        <w:spacing w:after="40" w:line="288" w:lineRule="auto"/>
+        <w:spacing w:after="60" w:line="300" w:lineRule="auto"/>
         <w:rPr>
           <w:rFonts w:hint="eastAsia"/>
         </w:rPr>
@@ -1032,7 +1032,7 @@
     </w:p>
     <w:p>
       <w:pPr>
-        <w:spacing w:after="40" w:line="288" w:lineRule="auto"/>
+        <w:spacing w:after="60" w:line="300" w:lineRule="auto"/>
         <w:rPr>
           <w:rFonts w:hint="eastAsia"/>
         </w:rPr>
@@ -1043,7 +1043,7 @@
     </w:p>
     <w:p>
       <w:pPr>
-        <w:spacing w:after="40" w:line="288" w:lineRule="auto"/>
+        <w:spacing w:after="60" w:line="300" w:lineRule="auto"/>
         <w:rPr>
           <w:rFonts w:hint="eastAsia"/>
         </w:rPr>
@@ -1054,7 +1054,7 @@
     </w:p>
     <w:p>
       <w:pPr>
-        <w:spacing w:after="160" w:line="240" w:lineRule="auto"/>
+        <w:spacing w:after="240" w:line="240" w:lineRule="auto"/>
         <w:rPr>
           <w:rFonts w:hint="eastAsia"/>
         </w:rPr>
@@ -1062,7 +1062,7 @@
     </w:p>
     <w:p>
       <w:pPr>
-        <w:spacing w:after="80" w:line="288" w:lineRule="auto"/>
+        <w:spacing w:after="100" w:line="300" w:lineRule="auto"/>
         <w:rPr>
           <w:rFonts w:hint="eastAsia"/>
         </w:rPr>
@@ -1073,7 +1073,7 @@
     </w:p>
     <w:p>
       <w:pPr>
-        <w:spacing w:after="40" w:line="288" w:lineRule="auto"/>
+        <w:spacing w:after="60" w:line="300" w:lineRule="auto"/>
         <w:rPr>
           <w:rFonts w:hint="eastAsia"/>
         </w:rPr>
@@ -1095,8 +1095,8 @@
           <w:noProof/>
         </w:rPr>
         <w:drawing>
-          <wp:inline distT="0" distB="0" distL="0" distR="0" wp14:anchorId="23288D87" wp14:editId="65CA2B6A">
-            <wp:extent cx="1918800" cy="972725"/>
+          <wp:inline distT="0" distB="0" distL="0" distR="0" wp14:anchorId="3A48E8A9" wp14:editId="1A127310">
+            <wp:extent cx="2106000" cy="1186951"/>
             <wp:effectExtent l="0" t="0" r="0" b="0"/>
             <wp:docPr id="1" name="Picture 1"/>
             <wp:cNvGraphicFramePr>
@@ -1118,7 +1118,7 @@
                   <pic:spPr>
                     <a:xfrm>
                       <a:off x="0" y="0"/>
-                      <a:ext cx="1918800" cy="972725"/>
+                      <a:ext cx="2106000" cy="1186951"/>
                     </a:xfrm>
                     <a:prstGeom prst="rect">
                       <a:avLst/>
@@ -1133,7 +1133,7 @@
     </w:p>
     <w:p>
       <w:pPr>
-        <w:spacing w:after="160" w:line="240" w:lineRule="auto"/>
+        <w:spacing w:after="240" w:line="240" w:lineRule="auto"/>
         <w:rPr>
           <w:rFonts w:hint="eastAsia"/>
         </w:rPr>
@@ -1141,7 +1141,7 @@
     </w:p>
     <w:p>
       <w:pPr>
-        <w:spacing w:before="80" w:after="60" w:line="288" w:lineRule="auto"/>
+        <w:spacing w:before="100" w:after="60" w:line="300" w:lineRule="auto"/>
         <w:rPr>
           <w:rFonts w:hint="eastAsia"/>
         </w:rPr>
@@ -1157,7 +1157,7 @@
     </w:p>
     <w:p>
       <w:pPr>
-        <w:spacing w:after="80" w:line="288" w:lineRule="auto"/>
+        <w:spacing w:after="100" w:line="300" w:lineRule="auto"/>
         <w:rPr>
           <w:rFonts w:hint="eastAsia"/>
         </w:rPr>
@@ -1168,7 +1168,7 @@
     </w:p>
     <w:p>
       <w:pPr>
-        <w:spacing w:after="80" w:line="288" w:lineRule="auto"/>
+        <w:spacing w:after="100" w:line="300" w:lineRule="auto"/>
         <w:rPr>
           <w:rFonts w:hint="eastAsia"/>
         </w:rPr>
@@ -1179,7 +1179,7 @@
     </w:p>
     <w:p>
       <w:pPr>
-        <w:spacing w:after="80" w:line="288" w:lineRule="auto"/>
+        <w:spacing w:after="100" w:line="300" w:lineRule="auto"/>
         <w:rPr>
           <w:rFonts w:hint="eastAsia"/>
         </w:rPr>
@@ -1190,7 +1190,7 @@
     </w:p>
     <w:p>
       <w:pPr>
-        <w:spacing w:after="80" w:line="288" w:lineRule="auto"/>
+        <w:spacing w:after="100" w:line="300" w:lineRule="auto"/>
         <w:rPr>
           <w:rFonts w:hint="eastAsia"/>
         </w:rPr>
@@ -1201,7 +1201,7 @@
     </w:p>
     <w:p>
       <w:pPr>
-        <w:spacing w:after="80" w:line="288" w:lineRule="auto"/>
+        <w:spacing w:after="100" w:line="300" w:lineRule="auto"/>
         <w:rPr>
           <w:rFonts w:hint="eastAsia"/>
         </w:rPr>
@@ -1212,7 +1212,7 @@
     </w:p>
     <w:p>
       <w:pPr>
-        <w:spacing w:before="80" w:after="60" w:line="288" w:lineRule="auto"/>
+        <w:spacing w:before="100" w:after="60" w:line="300" w:lineRule="auto"/>
         <w:rPr>
           <w:rFonts w:hint="eastAsia"/>
         </w:rPr>
@@ -1228,7 +1228,7 @@
     </w:p>
     <w:p>
       <w:pPr>
-        <w:spacing w:after="80" w:line="288" w:lineRule="auto"/>
+        <w:spacing w:after="100" w:line="300" w:lineRule="auto"/>
         <w:rPr>
           <w:rFonts w:hint="eastAsia"/>
         </w:rPr>
@@ -1239,7 +1239,7 @@
     </w:p>
     <w:p>
       <w:pPr>
-        <w:spacing w:after="40" w:line="288" w:lineRule="auto"/>
+        <w:spacing w:after="60" w:line="300" w:lineRule="auto"/>
         <w:rPr>
           <w:rFonts w:hint="eastAsia"/>
         </w:rPr>
@@ -1250,7 +1250,7 @@
     </w:p>
     <w:p>
       <w:pPr>
-        <w:spacing w:after="80" w:line="288" w:lineRule="auto"/>
+        <w:spacing w:after="100" w:line="300" w:lineRule="auto"/>
         <w:rPr>
           <w:rFonts w:hint="eastAsia"/>
         </w:rPr>
@@ -1261,7 +1261,7 @@
     </w:p>
     <w:p>
       <w:pPr>
-        <w:spacing w:after="40" w:line="288" w:lineRule="auto"/>
+        <w:spacing w:after="60" w:line="300" w:lineRule="auto"/>
         <w:rPr>
           <w:rFonts w:hint="eastAsia"/>
         </w:rPr>
@@ -1272,7 +1272,7 @@
     </w:p>
     <w:p>
       <w:pPr>
-        <w:spacing w:after="80" w:line="288" w:lineRule="auto"/>
+        <w:spacing w:after="100" w:line="300" w:lineRule="auto"/>
         <w:rPr>
           <w:rFonts w:hint="eastAsia"/>
         </w:rPr>
@@ -1294,8 +1294,8 @@
           <w:noProof/>
         </w:rPr>
         <w:drawing>
-          <wp:inline distT="0" distB="0" distL="0" distR="0" wp14:anchorId="17F06444" wp14:editId="7C43479C">
-            <wp:extent cx="3542400" cy="797929"/>
+          <wp:inline distT="0" distB="0" distL="0" distR="0" wp14:anchorId="50D4F438" wp14:editId="14A9E628">
+            <wp:extent cx="3726000" cy="359341"/>
             <wp:effectExtent l="0" t="0" r="0" b="0"/>
             <wp:docPr id="2" name="Picture 2"/>
             <wp:cNvGraphicFramePr>
@@ -1317,7 +1317,7 @@
                   <pic:spPr>
                     <a:xfrm>
                       <a:off x="0" y="0"/>
-                      <a:ext cx="3542400" cy="797929"/>
+                      <a:ext cx="3726000" cy="359341"/>
                     </a:xfrm>
                     <a:prstGeom prst="rect">
                       <a:avLst/>
@@ -1332,7 +1332,7 @@
     </w:p>
     <w:p>
       <w:pPr>
-        <w:spacing w:after="80" w:line="288" w:lineRule="auto"/>
+        <w:spacing w:after="100" w:line="300" w:lineRule="auto"/>
         <w:rPr>
           <w:rFonts w:hint="eastAsia"/>
         </w:rPr>
@@ -1343,7 +1343,7 @@
     </w:p>
     <w:p>
       <w:pPr>
-        <w:spacing w:after="40" w:line="288" w:lineRule="auto"/>
+        <w:spacing w:after="60" w:line="300" w:lineRule="auto"/>
         <w:rPr>
           <w:rFonts w:hint="eastAsia"/>
         </w:rPr>
@@ -1354,7 +1354,7 @@
     </w:p>
     <w:p>
       <w:pPr>
-        <w:spacing w:after="80" w:line="288" w:lineRule="auto"/>
+        <w:spacing w:after="100" w:line="300" w:lineRule="auto"/>
         <w:rPr>
           <w:rFonts w:hint="eastAsia"/>
         </w:rPr>
@@ -1365,7 +1365,7 @@
     </w:p>
     <w:p>
       <w:pPr>
-        <w:spacing w:after="40" w:line="288" w:lineRule="auto"/>
+        <w:spacing w:after="60" w:line="300" w:lineRule="auto"/>
         <w:rPr>
           <w:rFonts w:hint="eastAsia"/>
         </w:rPr>
@@ -1405,7 +1405,7 @@
     </w:p>
     <w:p>
       <w:pPr>
-        <w:spacing w:before="120" w:after="60" w:line="307" w:lineRule="auto"/>
+        <w:spacing w:before="140" w:after="60" w:line="312" w:lineRule="auto"/>
         <w:rPr>
           <w:rFonts w:hint="eastAsia"/>
         </w:rPr>
@@ -1421,7 +1421,7 @@
     </w:p>
     <w:p>
       <w:pPr>
-        <w:spacing w:after="120" w:line="307" w:lineRule="auto"/>
+        <w:spacing w:after="160" w:line="312" w:lineRule="auto"/>
         <w:rPr>
           <w:rFonts w:hint="eastAsia"/>
         </w:rPr>
@@ -1432,7 +1432,7 @@
     </w:p>
     <w:p>
       <w:pPr>
-        <w:spacing w:after="80" w:line="307" w:lineRule="auto"/>
+        <w:spacing w:after="120" w:line="312" w:lineRule="auto"/>
         <w:rPr>
           <w:rFonts w:hint="eastAsia"/>
         </w:rPr>
@@ -1443,7 +1443,7 @@
     </w:p>
     <w:p>
       <w:pPr>
-        <w:spacing w:after="80" w:line="307" w:lineRule="auto"/>
+        <w:spacing w:after="120" w:line="312" w:lineRule="auto"/>
         <w:rPr>
           <w:rFonts w:hint="eastAsia"/>
         </w:rPr>
@@ -1454,7 +1454,7 @@
     </w:p>
     <w:p>
       <w:pPr>
-        <w:spacing w:after="320" w:line="240" w:lineRule="auto"/>
+        <w:spacing w:after="400" w:line="240" w:lineRule="auto"/>
         <w:rPr>
           <w:rFonts w:hint="eastAsia"/>
         </w:rPr>
@@ -1462,7 +1462,7 @@
     </w:p>
     <w:p>
       <w:pPr>
-        <w:spacing w:after="120" w:line="307" w:lineRule="auto"/>
+        <w:spacing w:after="160" w:line="312" w:lineRule="auto"/>
         <w:rPr>
           <w:rFonts w:hint="eastAsia"/>
         </w:rPr>
@@ -1473,7 +1473,7 @@
     </w:p>
     <w:p>
       <w:pPr>
-        <w:spacing w:after="80" w:line="307" w:lineRule="auto"/>
+        <w:spacing w:after="120" w:line="312" w:lineRule="auto"/>
         <w:rPr>
           <w:rFonts w:hint="eastAsia"/>
         </w:rPr>
@@ -1484,7 +1484,7 @@
     </w:p>
     <w:p>
       <w:pPr>
-        <w:spacing w:after="320" w:line="240" w:lineRule="auto"/>
+        <w:spacing w:after="400" w:line="240" w:lineRule="auto"/>
         <w:rPr>
           <w:rFonts w:hint="eastAsia"/>
         </w:rPr>
@@ -1492,7 +1492,7 @@
     </w:p>
     <w:p>
       <w:pPr>
-        <w:spacing w:before="120" w:after="60" w:line="307" w:lineRule="auto"/>
+        <w:spacing w:before="140" w:after="60" w:line="312" w:lineRule="auto"/>
         <w:rPr>
           <w:rFonts w:hint="eastAsia"/>
         </w:rPr>
@@ -1508,7 +1508,7 @@
     </w:p>
     <w:p>
       <w:pPr>
-        <w:spacing w:after="120" w:line="307" w:lineRule="auto"/>
+        <w:spacing w:after="160" w:line="312" w:lineRule="auto"/>
         <w:rPr>
           <w:rFonts w:hint="eastAsia"/>
         </w:rPr>
@@ -1519,7 +1519,7 @@
     </w:p>
     <w:p>
       <w:pPr>
-        <w:spacing w:after="320" w:line="240" w:lineRule="auto"/>
+        <w:spacing w:after="400" w:line="240" w:lineRule="auto"/>
         <w:rPr>
           <w:rFonts w:hint="eastAsia"/>
         </w:rPr>
@@ -1527,7 +1527,7 @@
     </w:p>
     <w:p>
       <w:pPr>
-        <w:spacing w:after="120" w:line="307" w:lineRule="auto"/>
+        <w:spacing w:after="160" w:line="312" w:lineRule="auto"/>
         <w:rPr>
           <w:rFonts w:hint="eastAsia"/>
         </w:rPr>
@@ -1538,7 +1538,7 @@
     </w:p>
     <w:p>
       <w:pPr>
-        <w:spacing w:after="320" w:line="240" w:lineRule="auto"/>
+        <w:spacing w:after="400" w:line="240" w:lineRule="auto"/>
         <w:rPr>
           <w:rFonts w:hint="eastAsia"/>
         </w:rPr>
@@ -1546,7 +1546,7 @@
     </w:p>
     <w:p>
       <w:pPr>
-        <w:spacing w:before="120" w:after="60" w:line="307" w:lineRule="auto"/>
+        <w:spacing w:before="140" w:after="60" w:line="312" w:lineRule="auto"/>
         <w:rPr>
           <w:rFonts w:hint="eastAsia"/>
         </w:rPr>
@@ -1562,7 +1562,7 @@
     </w:p>
     <w:p>
       <w:pPr>
-        <w:spacing w:after="120" w:line="307" w:lineRule="auto"/>
+        <w:spacing w:after="160" w:line="312" w:lineRule="auto"/>
         <w:rPr>
           <w:rFonts w:hint="eastAsia"/>
         </w:rPr>
@@ -1584,10 +1584,10 @@
           <w:noProof/>
         </w:rPr>
         <w:drawing>
-          <wp:inline distT="0" distB="0" distL="0" distR="0" wp14:anchorId="589E39A8" wp14:editId="4916CCA7">
-            <wp:extent cx="4320000" cy="689722"/>
+          <wp:inline distT="0" distB="0" distL="0" distR="0" wp14:anchorId="165A87EA" wp14:editId="2A1CD794">
+            <wp:extent cx="3960000" cy="381887"/>
             <wp:effectExtent l="0" t="0" r="0" b="0"/>
-            <wp:docPr id="2085127415" name="Picture 1"/>
+            <wp:docPr id="871311295" name="Picture 1"/>
             <wp:cNvGraphicFramePr>
               <a:graphicFrameLocks xmlns:a="http://schemas.openxmlformats.org/drawingml/2006/main" noChangeAspect="1"/>
             </wp:cNvGraphicFramePr>
@@ -1607,7 +1607,7 @@
                   <pic:spPr>
                     <a:xfrm>
                       <a:off x="0" y="0"/>
-                      <a:ext cx="4320000" cy="689722"/>
+                      <a:ext cx="3960000" cy="381887"/>
                     </a:xfrm>
                     <a:prstGeom prst="rect">
                       <a:avLst/>
@@ -1622,7 +1622,7 @@
     </w:p>
     <w:p>
       <w:pPr>
-        <w:spacing w:after="1280" w:line="240" w:lineRule="auto"/>
+        <w:spacing w:after="1520" w:line="240" w:lineRule="auto"/>
         <w:rPr>
           <w:rFonts w:hint="eastAsia"/>
         </w:rPr>
@@ -1630,7 +1630,7 @@
     </w:p>
     <w:p>
       <w:pPr>
-        <w:spacing w:after="120" w:line="307" w:lineRule="auto"/>
+        <w:spacing w:after="160" w:line="312" w:lineRule="auto"/>
         <w:rPr>
           <w:rFonts w:hint="eastAsia"/>
         </w:rPr>
@@ -1652,10 +1652,10 @@
           <w:noProof/>
         </w:rPr>
         <w:drawing>
-          <wp:inline distT="0" distB="0" distL="0" distR="0" wp14:anchorId="0AB60EB8" wp14:editId="055F597A">
-            <wp:extent cx="4500000" cy="1092944"/>
+          <wp:inline distT="0" distB="0" distL="0" distR="0" wp14:anchorId="2F870BC1" wp14:editId="6ADAAD6C">
+            <wp:extent cx="4140000" cy="785970"/>
             <wp:effectExtent l="0" t="0" r="0" b="0"/>
-            <wp:docPr id="366241094" name="Picture 2"/>
+            <wp:docPr id="2101584625" name="Picture 2"/>
             <wp:cNvGraphicFramePr>
               <a:graphicFrameLocks xmlns:a="http://schemas.openxmlformats.org/drawingml/2006/main" noChangeAspect="1"/>
             </wp:cNvGraphicFramePr>
@@ -1675,7 +1675,7 @@
                   <pic:spPr>
                     <a:xfrm>
                       <a:off x="0" y="0"/>
-                      <a:ext cx="4500000" cy="1092944"/>
+                      <a:ext cx="4140000" cy="785970"/>
                     </a:xfrm>
                     <a:prstGeom prst="rect">
                       <a:avLst/>
@@ -1690,7 +1690,7 @@
     </w:p>
     <w:p>
       <w:pPr>
-        <w:spacing w:after="80" w:line="307" w:lineRule="auto"/>
+        <w:spacing w:after="120" w:line="312" w:lineRule="auto"/>
         <w:rPr>
           <w:rFonts w:hint="eastAsia"/>
         </w:rPr>
@@ -1701,7 +1701,7 @@
     </w:p>
     <w:p>
       <w:pPr>
-        <w:spacing w:after="80" w:line="307" w:lineRule="auto"/>
+        <w:spacing w:after="120" w:line="312" w:lineRule="auto"/>
         <w:rPr>
           <w:rFonts w:hint="eastAsia"/>
         </w:rPr>
@@ -1712,7 +1712,7 @@
     </w:p>
     <w:p>
       <w:pPr>
-        <w:spacing w:after="1280" w:line="240" w:lineRule="auto"/>
+        <w:spacing w:after="1520" w:line="240" w:lineRule="auto"/>
         <w:rPr>
           <w:rFonts w:hint="eastAsia"/>
         </w:rPr>
@@ -2022,10 +2022,10 @@
           <w:noProof/>
         </w:rPr>
         <w:drawing>
-          <wp:inline distT="0" distB="0" distL="0" distR="0" wp14:anchorId="4DB623B9" wp14:editId="5F8553DC">
-            <wp:extent cx="3564000" cy="833143"/>
+          <wp:inline distT="0" distB="0" distL="0" distR="0" wp14:anchorId="5E5AD8E3" wp14:editId="5E3F58A0">
+            <wp:extent cx="3564000" cy="1037027"/>
             <wp:effectExtent l="0" t="0" r="0" b="0"/>
-            <wp:docPr id="683932447" name="Picture 1"/>
+            <wp:docPr id="9459478" name="Picture 1"/>
             <wp:cNvGraphicFramePr>
               <a:graphicFrameLocks xmlns:a="http://schemas.openxmlformats.org/drawingml/2006/main" noChangeAspect="1"/>
             </wp:cNvGraphicFramePr>
@@ -2045,7 +2045,7 @@
                   <pic:spPr>
                     <a:xfrm>
                       <a:off x="0" y="0"/>
-                      <a:ext cx="3564000" cy="833143"/>
+                      <a:ext cx="3564000" cy="1037027"/>
                     </a:xfrm>
                     <a:prstGeom prst="rect">
                       <a:avLst/>
@@ -2377,31 +2377,31 @@
       </w:rPr>
     </w:lvl>
   </w:abstractNum>
-  <w:num w:numId="1" w16cid:durableId="1244333938">
+  <w:num w:numId="1" w16cid:durableId="1022127492">
     <w:abstractNumId w:val="8"/>
   </w:num>
-  <w:num w:numId="2" w16cid:durableId="60760710">
+  <w:num w:numId="2" w16cid:durableId="1841963842">
     <w:abstractNumId w:val="6"/>
   </w:num>
-  <w:num w:numId="3" w16cid:durableId="1360274129">
+  <w:num w:numId="3" w16cid:durableId="1680742188">
     <w:abstractNumId w:val="5"/>
   </w:num>
-  <w:num w:numId="4" w16cid:durableId="967777156">
+  <w:num w:numId="4" w16cid:durableId="588348225">
     <w:abstractNumId w:val="4"/>
   </w:num>
-  <w:num w:numId="5" w16cid:durableId="270162843">
+  <w:num w:numId="5" w16cid:durableId="819538972">
     <w:abstractNumId w:val="7"/>
   </w:num>
-  <w:num w:numId="6" w16cid:durableId="1556307014">
+  <w:num w:numId="6" w16cid:durableId="1997107929">
     <w:abstractNumId w:val="3"/>
   </w:num>
-  <w:num w:numId="7" w16cid:durableId="673343247">
+  <w:num w:numId="7" w16cid:durableId="2039744446">
     <w:abstractNumId w:val="2"/>
   </w:num>
-  <w:num w:numId="8" w16cid:durableId="1827865290">
+  <w:num w:numId="8" w16cid:durableId="1288976453">
     <w:abstractNumId w:val="1"/>
   </w:num>
-  <w:num w:numId="9" w16cid:durableId="1160925161">
+  <w:num w:numId="9" w16cid:durableId="439112424">
     <w:abstractNumId w:val="0"/>
   </w:num>
 </w:numbering>
